--- a/docs/Project Report.docx
+++ b/docs/Project Report.docx
@@ -4,57 +4,97 @@
   <w:body>
     <w:p>
       <w:pPr>
-        <w:jc w:val="center"/>
-        <w:rPr>
-          <w:rFonts w:ascii="Times New Roman" w:hAnsi="Times New Roman" w:cs="Times New Roman"/>
-          <w:b/>
-          <w:sz w:val="44"/>
-        </w:rPr>
-      </w:pPr>
-      <w:r>
-        <w:rPr>
-          <w:rFonts w:ascii="Times New Roman" w:hAnsi="Times New Roman" w:cs="Times New Roman"/>
-          <w:b/>
-          <w:sz w:val="44"/>
-        </w:rPr>
-        <w:t>Heterogeneous OS Benchmarking for Real-Time Edge Control on Asymmetric Hardware</w:t>
+        <w:spacing w:after="120" w:line="360" w:lineRule="auto"/>
+        <w:jc w:val="both"/>
+        <w:rPr>
+          <w:rFonts w:ascii="Times New Roman" w:hAnsi="Times New Roman" w:cs="Times New Roman"/>
+          <w:sz w:val="24"/>
+          <w:szCs w:val="24"/>
+        </w:rPr>
+      </w:pPr>
+      <w:r>
+        <w:rPr>
+          <w:rFonts w:ascii="Times New Roman" w:hAnsi="Times New Roman" w:cs="Times New Roman" w:hint="eastAsia"/>
+          <w:sz w:val="24"/>
+          <w:szCs w:val="24"/>
+        </w:rPr>
+        <w:t>阮冠威</w:t>
+      </w:r>
+      <w:r>
+        <w:rPr>
+          <w:rFonts w:ascii="Times New Roman" w:hAnsi="Times New Roman" w:cs="Times New Roman" w:hint="eastAsia"/>
+          <w:sz w:val="24"/>
+          <w:szCs w:val="24"/>
+        </w:rPr>
+        <w:t xml:space="preserve"> </w:t>
+      </w:r>
+      <w:r>
+        <w:rPr>
+          <w:rFonts w:ascii="Times New Roman" w:hAnsi="Times New Roman" w:cs="Times New Roman"/>
+          <w:sz w:val="24"/>
+          <w:szCs w:val="24"/>
+        </w:rPr>
+        <w:t>– 615461004</w:t>
       </w:r>
     </w:p>
     <w:p>
       <w:pPr>
-        <w:spacing w:line="360" w:lineRule="auto"/>
+        <w:spacing w:after="120" w:line="360" w:lineRule="auto"/>
         <w:jc w:val="both"/>
         <w:rPr>
           <w:rFonts w:ascii="Times New Roman" w:hAnsi="Times New Roman" w:cs="Times New Roman"/>
           <w:sz w:val="24"/>
-          <w:szCs w:val="26"/>
+          <w:szCs w:val="24"/>
         </w:rPr>
       </w:pPr>
     </w:p>
     <w:p>
       <w:pPr>
         <w:spacing w:line="360" w:lineRule="auto"/>
-        <w:jc w:val="both"/>
+        <w:jc w:val="center"/>
         <w:rPr>
           <w:rFonts w:ascii="Times New Roman" w:hAnsi="Times New Roman" w:cs="Times New Roman"/>
           <w:b/>
-          <w:sz w:val="32"/>
-          <w:szCs w:val="26"/>
+          <w:sz w:val="40"/>
         </w:rPr>
       </w:pPr>
       <w:r>
         <w:rPr>
           <w:rFonts w:ascii="Times New Roman" w:hAnsi="Times New Roman" w:cs="Times New Roman"/>
           <w:b/>
-          <w:sz w:val="32"/>
-          <w:szCs w:val="26"/>
-        </w:rPr>
-        <w:t>Abstract</w:t>
+          <w:sz w:val="40"/>
+        </w:rPr>
+        <w:t>Heterogeneous OS Benchmarking for Real-Time Edge Control on Asymmetric Hardware</w:t>
       </w:r>
     </w:p>
     <w:p>
       <w:pPr>
-        <w:spacing w:line="360" w:lineRule="auto"/>
+        <w:pStyle w:val="Heading1"/>
+        <w:spacing w:before="0" w:line="360" w:lineRule="auto"/>
+        <w:ind w:left="547"/>
+        <w:rPr>
+          <w:rFonts w:ascii="Times New Roman" w:hAnsi="Times New Roman" w:cs="Times New Roman"/>
+          <w:b/>
+          <w:color w:val="auto"/>
+          <w:sz w:val="28"/>
+          <w:szCs w:val="24"/>
+        </w:rPr>
+      </w:pPr>
+      <w:r>
+        <w:rPr>
+          <w:rFonts w:ascii="Times New Roman" w:hAnsi="Times New Roman" w:cs="Times New Roman"/>
+          <w:b/>
+          <w:color w:val="auto"/>
+          <w:sz w:val="28"/>
+          <w:szCs w:val="24"/>
+        </w:rPr>
+        <w:t>Abstract</w:t>
+      </w:r>
+    </w:p>
+    <w:p>
+      <w:pPr>
+        <w:spacing w:after="120" w:line="360" w:lineRule="auto"/>
+        <w:ind w:firstLine="547"/>
         <w:jc w:val="both"/>
         <w:rPr>
           <w:rFonts w:ascii="Times New Roman" w:hAnsi="Times New Roman" w:cs="Times New Roman"/>
@@ -68,39 +108,15 @@
           <w:sz w:val="24"/>
           <w:szCs w:val="26"/>
         </w:rPr>
-        <w:t>Industrial Cyber-Physical Systems (CPS) are undergoing a critical evolution from open-loop Predictive Maintenance (PdM)</w:t>
-      </w:r>
-      <w:r>
-        <w:rPr>
-          <w:rFonts w:ascii="Times New Roman" w:hAnsi="Times New Roman" w:cs="Times New Roman"/>
-          <w:sz w:val="24"/>
-          <w:szCs w:val="26"/>
-        </w:rPr>
-        <w:t xml:space="preserve"> - </w:t>
-      </w:r>
-      <w:r>
-        <w:rPr>
-          <w:rFonts w:ascii="Times New Roman" w:hAnsi="Times New Roman" w:cs="Times New Roman"/>
-          <w:sz w:val="24"/>
-          <w:szCs w:val="26"/>
-        </w:rPr>
-        <w:t>where algorithms merely alert human operators to upcoming faults</w:t>
-      </w:r>
-      <w:r>
-        <w:rPr>
-          <w:rFonts w:ascii="Times New Roman" w:hAnsi="Times New Roman" w:cs="Times New Roman"/>
-          <w:sz w:val="24"/>
-          <w:szCs w:val="26"/>
-        </w:rPr>
-        <w:t xml:space="preserve"> </w:t>
-      </w:r>
-      <w:r>
-        <w:rPr>
-          <w:rFonts w:ascii="Times New Roman" w:hAnsi="Times New Roman" w:cs="Times New Roman"/>
-          <w:sz w:val="24"/>
-          <w:szCs w:val="26"/>
-        </w:rPr>
-        <w:t>to closed-loop Prescriptive Maintenance (PsM), where embedded controllers autonomously int</w:t>
+        <w:t>As industrial maintenance evolves from Predictive Maintenance (PdM), which alerts a human operator, to Prescriptive Maintenance (PsM), which requires the controller to act autonomously within milliseconds, the operating system becomes a critical bottleneck. Linux provides the libraries needed for analytics but cannot guarantee consistent timing under load; a Real-Time Operating System (RTOS) like Zephyr guarantees timing but lacks compute resources for heavy analytics. This project benchmarks a Heterogeneous Dual-OS Architecture on the Arduino UNO Q, splitting analytics onto Linux and real-time actuation onto Zephyr RTOS</w:t>
+      </w:r>
+      <w:r>
+        <w:rPr>
+          <w:rFonts w:ascii="Times New Roman" w:hAnsi="Times New Roman" w:cs="Times New Roman"/>
+          <w:sz w:val="24"/>
+          <w:szCs w:val="26"/>
+        </w:rPr>
+        <w:t xml:space="preserve">, </w:t>
       </w:r>
       <w:bookmarkStart w:id="0" w:name="_GoBack"/>
       <w:bookmarkEnd w:id="0"/>
@@ -110,50 +126,166 @@
           <w:sz w:val="24"/>
           <w:szCs w:val="26"/>
         </w:rPr>
-        <w:t>ervene to throttle motor speeds and prevent catastrophic failures within millisecond deadlines.</w:t>
+        <w:t xml:space="preserve">against two monolithic Linux baselines </w:t>
+      </w:r>
+      <w:r>
+        <w:rPr>
+          <w:rFonts w:ascii="Times New Roman" w:hAnsi="Times New Roman" w:cs="Times New Roman"/>
+          <w:sz w:val="24"/>
+          <w:szCs w:val="26"/>
+          <w:highlight w:val="yellow"/>
+        </w:rPr>
+        <w:t>across 10,000 control-loop cycles</w:t>
+      </w:r>
+      <w:r>
+        <w:rPr>
+          <w:rFonts w:ascii="Times New Roman" w:hAnsi="Times New Roman" w:cs="Times New Roman"/>
+          <w:sz w:val="24"/>
+          <w:szCs w:val="26"/>
+        </w:rPr>
+        <w:t xml:space="preserve"> under increasing stress, measuring deadline miss ratios, worst-case latency, and jitter.</w:t>
       </w:r>
     </w:p>
     <w:p>
       <w:pPr>
-        <w:spacing w:line="360" w:lineRule="auto"/>
-        <w:jc w:val="both"/>
-        <w:rPr>
-          <w:rFonts w:ascii="Times New Roman" w:hAnsi="Times New Roman" w:cs="Times New Roman"/>
-          <w:sz w:val="24"/>
-          <w:szCs w:val="26"/>
-        </w:rPr>
-      </w:pPr>
-      <w:r>
-        <w:rPr>
-          <w:rFonts w:ascii="Times New Roman" w:hAnsi="Times New Roman" w:cs="Times New Roman"/>
-          <w:sz w:val="24"/>
-          <w:szCs w:val="26"/>
-        </w:rPr>
-        <w:t>This operational shift exposes a fundamental operating system dilemma. While an idle Linux system can comfortably execute signal processing and neural network inference within average timing budgets, General-Purpose Operating Systems (GPOS) are architecturally unsuited for hard real-time guarantees. Under unpredictable background loads, memory pressure, or I/O contention, Linux's Completely Fair Scheduler (CFS) and virtual memory demand paging introduce involuntary context switching and multi-millisecond page fault stalls. In safety-critical automation, where worst-case latency matters far more than average throughput, a single latency spike can lead to mechanical destruction.</w:t>
+        <w:pStyle w:val="Heading1"/>
+        <w:spacing w:before="0" w:line="360" w:lineRule="auto"/>
+        <w:ind w:left="547"/>
+        <w:rPr>
+          <w:rFonts w:ascii="Times New Roman" w:hAnsi="Times New Roman" w:cs="Times New Roman"/>
+          <w:b/>
+          <w:color w:val="auto"/>
+          <w:sz w:val="36"/>
+          <w:szCs w:val="26"/>
+        </w:rPr>
+      </w:pPr>
+      <w:r>
+        <w:rPr>
+          <w:rFonts w:ascii="Times New Roman" w:hAnsi="Times New Roman" w:cs="Times New Roman"/>
+          <w:b/>
+          <w:color w:val="auto"/>
+          <w:sz w:val="28"/>
+          <w:szCs w:val="24"/>
+        </w:rPr>
+        <w:t>Introduction</w:t>
       </w:r>
     </w:p>
     <w:p>
       <w:pPr>
+        <w:pStyle w:val="Heading2"/>
+        <w:numPr>
+          <w:ilvl w:val="1"/>
+          <w:numId w:val="1"/>
+        </w:numPr>
         <w:spacing w:line="360" w:lineRule="auto"/>
-        <w:jc w:val="both"/>
-        <w:rPr>
-          <w:rFonts w:ascii="Times New Roman" w:hAnsi="Times New Roman" w:cs="Times New Roman"/>
-          <w:sz w:val="24"/>
-          <w:szCs w:val="26"/>
-        </w:rPr>
-      </w:pPr>
-      <w:r>
-        <w:rPr>
-          <w:rFonts w:ascii="Times New Roman" w:hAnsi="Times New Roman" w:cs="Times New Roman"/>
-          <w:sz w:val="24"/>
-          <w:szCs w:val="26"/>
-        </w:rPr>
-        <w:t>To resolve this conflict, we investigate a Heterogeneous Dual-OS Architecture on the Arduino UNO Q, an Asymmetric Multi-Processing (AMP) platform combining a quad-core Linux microprocessor (Qualcomm QRB2210 Cortex-A53) with a deterministic real-time microcontroller (STM32U585 Cortex-M33). By cleanly decoupling computational responsibilities—offloading heavy vibration analytics to Linux while isolating time-critical actuation onto Zephyr RTOS via a bounded Inter-Processor Communication (IPC) bridge—the system achieves both computational power and fault-isolated timing determinism.</w:t>
+        <w:ind w:hanging="540"/>
+        <w:rPr>
+          <w:rFonts w:ascii="Times New Roman" w:hAnsi="Times New Roman" w:cs="Times New Roman"/>
+          <w:b/>
+          <w:bCs/>
+          <w:color w:val="auto"/>
+          <w:sz w:val="24"/>
+        </w:rPr>
+      </w:pPr>
+      <w:r>
+        <w:rPr>
+          <w:rFonts w:ascii="Times New Roman" w:hAnsi="Times New Roman" w:cs="Times New Roman"/>
+          <w:b/>
+          <w:bCs/>
+          <w:color w:val="auto"/>
+          <w:sz w:val="24"/>
+        </w:rPr>
+        <w:t xml:space="preserve"> Motivation</w:t>
       </w:r>
     </w:p>
     <w:p>
       <w:pPr>
+        <w:spacing w:after="120" w:line="360" w:lineRule="auto"/>
+        <w:ind w:firstLine="547"/>
+        <w:jc w:val="both"/>
+        <w:rPr>
+          <w:rFonts w:ascii="Times New Roman" w:hAnsi="Times New Roman" w:cs="Times New Roman"/>
+          <w:sz w:val="24"/>
+          <w:szCs w:val="26"/>
+        </w:rPr>
+      </w:pPr>
+      <w:r>
+        <w:rPr>
+          <w:rFonts w:ascii="Times New Roman" w:hAnsi="Times New Roman" w:cs="Times New Roman"/>
+          <w:sz w:val="24"/>
+          <w:szCs w:val="26"/>
+        </w:rPr>
+        <w:t xml:space="preserve">In industrial automation, machinery relies on fast control loops. For example, a motor controller may need to send speed adjustments every 10 ms. Traditional </w:t>
+      </w:r>
+      <w:r>
+        <w:rPr>
+          <w:rFonts w:ascii="Times New Roman" w:hAnsi="Times New Roman" w:cs="Times New Roman"/>
+          <w:b/>
+          <w:bCs/>
+          <w:sz w:val="24"/>
+          <w:szCs w:val="26"/>
+        </w:rPr>
+        <w:t>Predictive Maintenance (PdM)</w:t>
+      </w:r>
+      <w:r>
+        <w:rPr>
+          <w:rFonts w:ascii="Times New Roman" w:hAnsi="Times New Roman" w:cs="Times New Roman"/>
+          <w:sz w:val="24"/>
+          <w:szCs w:val="26"/>
+        </w:rPr>
+        <w:t xml:space="preserve"> analyzes sensor data and warns a human operator; a few seconds of delay is acceptable. </w:t>
+      </w:r>
+      <w:r>
+        <w:rPr>
+          <w:rFonts w:ascii="Times New Roman" w:hAnsi="Times New Roman" w:cs="Times New Roman"/>
+          <w:b/>
+          <w:bCs/>
+          <w:sz w:val="24"/>
+          <w:szCs w:val="26"/>
+        </w:rPr>
+        <w:t>Prescriptive Maintenance (PsM)</w:t>
+      </w:r>
+      <w:r>
+        <w:rPr>
+          <w:rFonts w:ascii="Times New Roman" w:hAnsi="Times New Roman" w:cs="Times New Roman"/>
+          <w:sz w:val="24"/>
+          <w:szCs w:val="26"/>
+        </w:rPr>
+        <w:t xml:space="preserve"> removes the human entirely: the system detects a problem, computes a corrective action (e.g., reduce motor speed by 15%), and executes it autonomously within milliseconds. This closed-loop approach demands hard real-time guarantees that PdM never needed.</w:t>
+      </w:r>
+    </w:p>
+    <w:p>
+      <w:pPr>
+        <w:pStyle w:val="Heading2"/>
+        <w:numPr>
+          <w:ilvl w:val="1"/>
+          <w:numId w:val="1"/>
+        </w:numPr>
         <w:spacing w:line="360" w:lineRule="auto"/>
+        <w:ind w:hanging="540"/>
+        <w:rPr>
+          <w:rFonts w:ascii="Times New Roman" w:hAnsi="Times New Roman" w:cs="Times New Roman"/>
+          <w:b/>
+          <w:bCs/>
+          <w:color w:val="auto"/>
+          <w:sz w:val="24"/>
+        </w:rPr>
+      </w:pPr>
+      <w:r>
+        <w:rPr>
+          <w:rFonts w:ascii="Times New Roman" w:hAnsi="Times New Roman" w:cs="Times New Roman"/>
+          <w:b/>
+          <w:bCs/>
+          <w:color w:val="auto"/>
+          <w:sz w:val="24"/>
+        </w:rPr>
+        <w:t xml:space="preserve"> The Operating System Problem</w:t>
+      </w:r>
+    </w:p>
+    <w:p>
+      <w:pPr>
+        <w:spacing w:after="120" w:line="360" w:lineRule="auto"/>
+        <w:ind w:firstLine="547"/>
         <w:jc w:val="both"/>
         <w:rPr>
           <w:rFonts w:ascii="Times New Roman" w:hAnsi="Times New Roman" w:cs="Times New Roman"/>
@@ -167,26 +299,2218 @@
           <w:sz w:val="24"/>
           <w:szCs w:val="26"/>
         </w:rPr>
-        <w:t xml:space="preserve">The objective of this project is to quantitatively evaluate this heterogeneous approach against monolithic Linux configurations (standard CFS and privileged SCHED_FIFO) across 10,000 continuous closed-loop cycles under escalating synthetic stress (stress-ng). By capturing kernel-level telemetry (getrusage context switches, minor/major page faults, and hardware DWT cycle jitter), we correlate micro-architectural OS stalls with macroscopic Deadline Miss Ratios (DMR) </w:t>
-      </w:r>
-      <w:r>
-        <w:rPr>
-          <w:rFonts w:ascii="Times New Roman" w:hAnsi="Times New Roman" w:cs="Times New Roman"/>
+        <w:t>Running PsM on a single controller creates conflict:</w:t>
+      </w:r>
+    </w:p>
+    <w:p>
+      <w:pPr>
+        <w:pStyle w:val="ListParagraph"/>
+        <w:numPr>
+          <w:ilvl w:val="0"/>
+          <w:numId w:val="3"/>
+        </w:numPr>
+        <w:spacing w:after="120" w:line="360" w:lineRule="auto"/>
+        <w:ind w:left="907"/>
+        <w:jc w:val="both"/>
+        <w:rPr>
+          <w:rFonts w:ascii="Times New Roman" w:hAnsi="Times New Roman" w:cs="Times New Roman"/>
+          <w:sz w:val="24"/>
+          <w:szCs w:val="26"/>
+        </w:rPr>
+      </w:pPr>
+      <w:r>
+        <w:rPr>
+          <w:rFonts w:ascii="Times New Roman" w:hAnsi="Times New Roman" w:cs="Times New Roman"/>
+          <w:b/>
+          <w:bCs/>
+          <w:sz w:val="24"/>
+          <w:szCs w:val="26"/>
+        </w:rPr>
+        <w:t>Linux alone:</w:t>
+      </w:r>
+      <w:r>
+        <w:rPr>
+          <w:rFonts w:ascii="Times New Roman" w:hAnsi="Times New Roman" w:cs="Times New Roman"/>
+          <w:bCs/>
+          <w:sz w:val="24"/>
+          <w:szCs w:val="26"/>
+        </w:rPr>
+        <w:t xml:space="preserve"> Rich libraries for FFT and AI inference, but its CFS scheduler and virtual memory cause unpredictable delays under load. A 30 ms scheduling stall during a 10 ms control cycle means the motor continues at an unsafe speed</w:t>
+      </w:r>
+      <w:r>
+        <w:rPr>
+          <w:rFonts w:ascii="Times New Roman" w:hAnsi="Times New Roman" w:cs="Times New Roman"/>
+          <w:sz w:val="24"/>
+          <w:szCs w:val="26"/>
+        </w:rPr>
+        <w:t>.</w:t>
+      </w:r>
+    </w:p>
+    <w:p>
+      <w:pPr>
+        <w:pStyle w:val="ListParagraph"/>
+        <w:numPr>
+          <w:ilvl w:val="0"/>
+          <w:numId w:val="3"/>
+        </w:numPr>
+        <w:spacing w:after="120" w:line="360" w:lineRule="auto"/>
+        <w:ind w:left="907"/>
+        <w:jc w:val="both"/>
+        <w:rPr>
+          <w:rFonts w:ascii="Times New Roman" w:hAnsi="Times New Roman" w:cs="Times New Roman"/>
+          <w:bCs/>
+          <w:sz w:val="24"/>
+          <w:szCs w:val="26"/>
+        </w:rPr>
+      </w:pPr>
+      <w:r>
+        <w:rPr>
+          <w:rFonts w:ascii="Times New Roman" w:hAnsi="Times New Roman" w:cs="Times New Roman"/>
+          <w:b/>
+          <w:bCs/>
+          <w:sz w:val="24"/>
+          <w:szCs w:val="26"/>
+        </w:rPr>
+        <w:t>RTOS alone:</w:t>
+      </w:r>
+      <w:r>
+        <w:rPr>
+          <w:rFonts w:ascii="Times New Roman" w:hAnsi="Times New Roman" w:cs="Times New Roman"/>
+          <w:bCs/>
+          <w:sz w:val="24"/>
+          <w:szCs w:val="26"/>
+        </w:rPr>
+        <w:t xml:space="preserve"> Zephyr guarantees timing, but the MCU's 786 KB SRAM cannot host heavy analytics.</w:t>
+      </w:r>
+    </w:p>
+    <w:p>
+      <w:pPr>
+        <w:pStyle w:val="ListParagraph"/>
+        <w:numPr>
+          <w:ilvl w:val="0"/>
+          <w:numId w:val="3"/>
+        </w:numPr>
+        <w:spacing w:after="120" w:line="360" w:lineRule="auto"/>
+        <w:ind w:left="907"/>
+        <w:jc w:val="both"/>
+        <w:rPr>
+          <w:rFonts w:ascii="Times New Roman" w:hAnsi="Times New Roman" w:cs="Times New Roman"/>
+          <w:bCs/>
+          <w:sz w:val="24"/>
+          <w:szCs w:val="26"/>
+        </w:rPr>
+      </w:pPr>
+      <w:r>
+        <w:rPr>
+          <w:rFonts w:ascii="Times New Roman" w:hAnsi="Times New Roman" w:cs="Times New Roman"/>
+          <w:b/>
+          <w:bCs/>
           <w:sz w:val="24"/>
           <w:szCs w:val="26"/>
         </w:rPr>
         <w:lastRenderedPageBreak/>
-        <w:t>and Worst-Case Execution Time (WCET). Our empirical findings aim to provide concrete architectural guidelines for designing resilient, mixed-criticality industrial edge controllers.</w:t>
+        <w:t>Patched Linux (SCHED_FIFO):</w:t>
+      </w:r>
+      <w:r>
+        <w:rPr>
+          <w:rFonts w:ascii="Times New Roman" w:hAnsi="Times New Roman" w:cs="Times New Roman"/>
+          <w:bCs/>
+          <w:sz w:val="24"/>
+          <w:szCs w:val="26"/>
+        </w:rPr>
+        <w:t xml:space="preserve"> Reduces average latency but cannot fully eliminate page faults and kernel contention that cause rare worst-case spikes.</w:t>
+      </w:r>
+    </w:p>
+    <w:p>
+      <w:pPr>
+        <w:pStyle w:val="Heading2"/>
+        <w:numPr>
+          <w:ilvl w:val="1"/>
+          <w:numId w:val="1"/>
+        </w:numPr>
+        <w:spacing w:line="360" w:lineRule="auto"/>
+        <w:ind w:hanging="540"/>
+        <w:rPr>
+          <w:rFonts w:ascii="Times New Roman" w:hAnsi="Times New Roman" w:cs="Times New Roman"/>
+          <w:b/>
+          <w:bCs/>
+          <w:color w:val="auto"/>
+          <w:sz w:val="24"/>
+        </w:rPr>
+      </w:pPr>
+      <w:r>
+        <w:rPr>
+          <w:rFonts w:ascii="Times New Roman" w:hAnsi="Times New Roman" w:cs="Times New Roman"/>
+          <w:b/>
+          <w:bCs/>
+          <w:color w:val="auto"/>
+          <w:sz w:val="24"/>
+        </w:rPr>
+        <w:t>Our Approach</w:t>
+      </w:r>
+    </w:p>
+    <w:p>
+      <w:pPr>
+        <w:spacing w:after="120" w:line="360" w:lineRule="auto"/>
+        <w:ind w:firstLine="547"/>
+        <w:jc w:val="both"/>
+        <w:rPr>
+          <w:rFonts w:ascii="Times New Roman" w:hAnsi="Times New Roman" w:cs="Times New Roman"/>
+          <w:sz w:val="24"/>
+          <w:szCs w:val="26"/>
+        </w:rPr>
+      </w:pPr>
+      <w:r>
+        <w:rPr>
+          <w:rFonts w:ascii="Times New Roman" w:hAnsi="Times New Roman" w:cs="Times New Roman"/>
+          <w:sz w:val="24"/>
+          <w:szCs w:val="26"/>
+        </w:rPr>
+        <w:t xml:space="preserve">We use the </w:t>
+      </w:r>
+      <w:r>
+        <w:rPr>
+          <w:rFonts w:ascii="Times New Roman" w:hAnsi="Times New Roman" w:cs="Times New Roman"/>
+          <w:b/>
+          <w:bCs/>
+          <w:sz w:val="24"/>
+          <w:szCs w:val="26"/>
+        </w:rPr>
+        <w:t>Arduino UNO Q</w:t>
+      </w:r>
+      <w:r>
+        <w:rPr>
+          <w:rFonts w:ascii="Times New Roman" w:hAnsi="Times New Roman" w:cs="Times New Roman"/>
+          <w:sz w:val="24"/>
+          <w:szCs w:val="26"/>
+        </w:rPr>
+        <w:t xml:space="preserve">, which has two processors on one board. Linux (Cortex-A53) handles analytics; Zephyr RTOS (Cortex-M33) handles </w:t>
+      </w:r>
+      <w:r>
+        <w:rPr>
+          <w:rFonts w:ascii="Times New Roman" w:hAnsi="Times New Roman" w:cs="Times New Roman"/>
+          <w:sz w:val="24"/>
+          <w:szCs w:val="26"/>
+          <w:highlight w:val="yellow"/>
+        </w:rPr>
+        <w:t>the 10 ms motor-control loop</w:t>
+      </w:r>
+      <w:r>
+        <w:rPr>
+          <w:rFonts w:ascii="Times New Roman" w:hAnsi="Times New Roman" w:cs="Times New Roman"/>
+          <w:sz w:val="24"/>
+          <w:szCs w:val="26"/>
+        </w:rPr>
+        <w:t xml:space="preserve">. They </w:t>
+      </w:r>
+      <w:r>
+        <w:rPr>
+          <w:rFonts w:ascii="Times New Roman" w:hAnsi="Times New Roman" w:cs="Times New Roman"/>
+          <w:sz w:val="24"/>
+          <w:szCs w:val="26"/>
+        </w:rPr>
+        <w:t>exchange data through</w:t>
+      </w:r>
+      <w:r>
+        <w:rPr>
+          <w:rFonts w:ascii="Times New Roman" w:hAnsi="Times New Roman" w:cs="Times New Roman"/>
+          <w:sz w:val="24"/>
+          <w:szCs w:val="26"/>
+        </w:rPr>
+        <w:t xml:space="preserve"> shared-memory IPC</w:t>
+      </w:r>
+      <w:r>
+        <w:rPr>
+          <w:rFonts w:ascii="Times New Roman" w:hAnsi="Times New Roman" w:cs="Times New Roman"/>
+          <w:sz w:val="24"/>
+          <w:szCs w:val="26"/>
+        </w:rPr>
+        <w:t xml:space="preserve"> (</w:t>
+      </w:r>
+      <w:r>
+        <w:rPr>
+          <w:rFonts w:ascii="Times New Roman" w:hAnsi="Times New Roman" w:cs="Times New Roman"/>
+          <w:bCs/>
+          <w:sz w:val="24"/>
+          <w:szCs w:val="26"/>
+        </w:rPr>
+        <w:t>inter-processor communication</w:t>
+      </w:r>
+      <w:r>
+        <w:rPr>
+          <w:rFonts w:ascii="Times New Roman" w:hAnsi="Times New Roman" w:cs="Times New Roman"/>
+          <w:bCs/>
+          <w:sz w:val="24"/>
+          <w:szCs w:val="26"/>
+        </w:rPr>
+        <w:t>)</w:t>
+      </w:r>
+      <w:r>
+        <w:rPr>
+          <w:rFonts w:ascii="Times New Roman" w:hAnsi="Times New Roman" w:cs="Times New Roman"/>
+          <w:sz w:val="24"/>
+          <w:szCs w:val="26"/>
+        </w:rPr>
+        <w:t>. Because the processors are independent, Linux delays cannot interfere with Zephyr's real-time path.</w:t>
+      </w:r>
+    </w:p>
+    <w:p>
+      <w:pPr>
+        <w:spacing w:after="120" w:line="360" w:lineRule="auto"/>
+        <w:ind w:firstLine="547"/>
+        <w:jc w:val="both"/>
+        <w:rPr>
+          <w:rFonts w:ascii="Times New Roman" w:hAnsi="Times New Roman" w:cs="Times New Roman"/>
+          <w:sz w:val="24"/>
+          <w:szCs w:val="26"/>
+        </w:rPr>
+      </w:pPr>
+      <w:r>
+        <w:rPr>
+          <w:rFonts w:ascii="Times New Roman" w:hAnsi="Times New Roman" w:cs="Times New Roman"/>
+          <w:sz w:val="24"/>
+          <w:szCs w:val="26"/>
+        </w:rPr>
+        <w:t>We compare three configurations:</w:t>
+      </w:r>
+    </w:p>
+    <w:tbl>
+      <w:tblPr>
+        <w:tblStyle w:val="TableGrid"/>
+        <w:tblW w:w="5000" w:type="pct"/>
+        <w:tblLook w:val="04A0" w:firstRow="1" w:lastRow="0" w:firstColumn="1" w:lastColumn="0" w:noHBand="0" w:noVBand="1"/>
+      </w:tblPr>
+      <w:tblGrid>
+        <w:gridCol w:w="1471"/>
+        <w:gridCol w:w="3327"/>
+        <w:gridCol w:w="1832"/>
+        <w:gridCol w:w="2386"/>
+      </w:tblGrid>
+      <w:tr>
+        <w:tc>
+          <w:tcPr>
+            <w:tcW w:w="816" w:type="pct"/>
+            <w:hideMark/>
+          </w:tcPr>
+          <w:p>
+            <w:pPr>
+              <w:spacing w:before="120" w:line="360" w:lineRule="auto"/>
+              <w:jc w:val="center"/>
+              <w:rPr>
+                <w:rFonts w:ascii="Times New Roman" w:hAnsi="Times New Roman" w:cs="Times New Roman"/>
+                <w:b/>
+                <w:bCs/>
+                <w:sz w:val="24"/>
+                <w:szCs w:val="26"/>
+              </w:rPr>
+            </w:pPr>
+            <w:r>
+              <w:rPr>
+                <w:rFonts w:ascii="Times New Roman" w:hAnsi="Times New Roman" w:cs="Times New Roman"/>
+                <w:b/>
+                <w:bCs/>
+                <w:sz w:val="24"/>
+                <w:szCs w:val="26"/>
+              </w:rPr>
+              <w:t>Config</w:t>
+            </w:r>
+          </w:p>
+        </w:tc>
+        <w:tc>
+          <w:tcPr>
+            <w:tcW w:w="1845" w:type="pct"/>
+            <w:hideMark/>
+          </w:tcPr>
+          <w:p>
+            <w:pPr>
+              <w:spacing w:before="120" w:line="360" w:lineRule="auto"/>
+              <w:jc w:val="center"/>
+              <w:rPr>
+                <w:rFonts w:ascii="Times New Roman" w:hAnsi="Times New Roman" w:cs="Times New Roman"/>
+                <w:b/>
+                <w:bCs/>
+                <w:sz w:val="24"/>
+                <w:szCs w:val="26"/>
+              </w:rPr>
+            </w:pPr>
+            <w:r>
+              <w:rPr>
+                <w:rFonts w:ascii="Times New Roman" w:hAnsi="Times New Roman" w:cs="Times New Roman"/>
+                <w:b/>
+                <w:bCs/>
+                <w:sz w:val="24"/>
+                <w:szCs w:val="26"/>
+              </w:rPr>
+              <w:t>Scheduler</w:t>
+            </w:r>
+          </w:p>
+        </w:tc>
+        <w:tc>
+          <w:tcPr>
+            <w:tcW w:w="1016" w:type="pct"/>
+            <w:hideMark/>
+          </w:tcPr>
+          <w:p>
+            <w:pPr>
+              <w:spacing w:before="120" w:line="360" w:lineRule="auto"/>
+              <w:jc w:val="center"/>
+              <w:rPr>
+                <w:rFonts w:ascii="Times New Roman" w:hAnsi="Times New Roman" w:cs="Times New Roman"/>
+                <w:b/>
+                <w:bCs/>
+                <w:sz w:val="24"/>
+                <w:szCs w:val="26"/>
+              </w:rPr>
+            </w:pPr>
+            <w:r>
+              <w:rPr>
+                <w:rFonts w:ascii="Times New Roman" w:hAnsi="Times New Roman" w:cs="Times New Roman"/>
+                <w:b/>
+                <w:bCs/>
+                <w:sz w:val="24"/>
+                <w:szCs w:val="26"/>
+              </w:rPr>
+              <w:t>Analytics</w:t>
+            </w:r>
+          </w:p>
+        </w:tc>
+        <w:tc>
+          <w:tcPr>
+            <w:tcW w:w="1323" w:type="pct"/>
+            <w:hideMark/>
+          </w:tcPr>
+          <w:p>
+            <w:pPr>
+              <w:spacing w:before="120" w:line="360" w:lineRule="auto"/>
+              <w:jc w:val="center"/>
+              <w:rPr>
+                <w:rFonts w:ascii="Times New Roman" w:hAnsi="Times New Roman" w:cs="Times New Roman"/>
+                <w:b/>
+                <w:bCs/>
+                <w:sz w:val="24"/>
+                <w:szCs w:val="26"/>
+              </w:rPr>
+            </w:pPr>
+            <w:r>
+              <w:rPr>
+                <w:rFonts w:ascii="Times New Roman" w:hAnsi="Times New Roman" w:cs="Times New Roman"/>
+                <w:b/>
+                <w:bCs/>
+                <w:sz w:val="24"/>
+                <w:szCs w:val="26"/>
+              </w:rPr>
+              <w:t>Actuation</w:t>
+            </w:r>
+          </w:p>
+        </w:tc>
+      </w:tr>
+      <w:tr>
+        <w:tc>
+          <w:tcPr>
+            <w:tcW w:w="816" w:type="pct"/>
+            <w:hideMark/>
+          </w:tcPr>
+          <w:p>
+            <w:pPr>
+              <w:spacing w:before="120" w:line="360" w:lineRule="auto"/>
+              <w:jc w:val="center"/>
+              <w:rPr>
+                <w:rFonts w:ascii="Times New Roman" w:hAnsi="Times New Roman" w:cs="Times New Roman"/>
+                <w:sz w:val="24"/>
+                <w:szCs w:val="26"/>
+              </w:rPr>
+            </w:pPr>
+            <w:r>
+              <w:rPr>
+                <w:rFonts w:ascii="Times New Roman" w:hAnsi="Times New Roman" w:cs="Times New Roman"/>
+                <w:b/>
+                <w:bCs/>
+                <w:sz w:val="24"/>
+                <w:szCs w:val="26"/>
+              </w:rPr>
+              <w:t>A</w:t>
+            </w:r>
+          </w:p>
+        </w:tc>
+        <w:tc>
+          <w:tcPr>
+            <w:tcW w:w="1845" w:type="pct"/>
+            <w:hideMark/>
+          </w:tcPr>
+          <w:p>
+            <w:pPr>
+              <w:spacing w:before="120" w:line="360" w:lineRule="auto"/>
+              <w:jc w:val="center"/>
+              <w:rPr>
+                <w:rFonts w:ascii="Times New Roman" w:hAnsi="Times New Roman" w:cs="Times New Roman"/>
+                <w:sz w:val="24"/>
+                <w:szCs w:val="26"/>
+              </w:rPr>
+            </w:pPr>
+            <w:r>
+              <w:rPr>
+                <w:rFonts w:ascii="Times New Roman" w:hAnsi="Times New Roman" w:cs="Times New Roman"/>
+                <w:sz w:val="24"/>
+                <w:szCs w:val="26"/>
+              </w:rPr>
+              <w:t>Linux CFS</w:t>
+            </w:r>
+          </w:p>
+        </w:tc>
+        <w:tc>
+          <w:tcPr>
+            <w:tcW w:w="1016" w:type="pct"/>
+            <w:hideMark/>
+          </w:tcPr>
+          <w:p>
+            <w:pPr>
+              <w:spacing w:before="120" w:line="360" w:lineRule="auto"/>
+              <w:jc w:val="center"/>
+              <w:rPr>
+                <w:rFonts w:ascii="Times New Roman" w:hAnsi="Times New Roman" w:cs="Times New Roman"/>
+                <w:sz w:val="24"/>
+                <w:szCs w:val="26"/>
+              </w:rPr>
+            </w:pPr>
+            <w:r>
+              <w:rPr>
+                <w:rFonts w:ascii="Times New Roman" w:hAnsi="Times New Roman" w:cs="Times New Roman"/>
+                <w:sz w:val="24"/>
+                <w:szCs w:val="26"/>
+              </w:rPr>
+              <w:t>Linux</w:t>
+            </w:r>
+          </w:p>
+        </w:tc>
+        <w:tc>
+          <w:tcPr>
+            <w:tcW w:w="1323" w:type="pct"/>
+            <w:hideMark/>
+          </w:tcPr>
+          <w:p>
+            <w:pPr>
+              <w:spacing w:before="120" w:line="360" w:lineRule="auto"/>
+              <w:jc w:val="center"/>
+              <w:rPr>
+                <w:rFonts w:ascii="Times New Roman" w:hAnsi="Times New Roman" w:cs="Times New Roman"/>
+                <w:sz w:val="24"/>
+                <w:szCs w:val="26"/>
+              </w:rPr>
+            </w:pPr>
+            <w:r>
+              <w:rPr>
+                <w:rFonts w:ascii="Times New Roman" w:hAnsi="Times New Roman" w:cs="Times New Roman"/>
+                <w:sz w:val="24"/>
+                <w:szCs w:val="26"/>
+              </w:rPr>
+              <w:t>Linux</w:t>
+            </w:r>
+          </w:p>
+        </w:tc>
+      </w:tr>
+      <w:tr>
+        <w:tc>
+          <w:tcPr>
+            <w:tcW w:w="816" w:type="pct"/>
+            <w:hideMark/>
+          </w:tcPr>
+          <w:p>
+            <w:pPr>
+              <w:spacing w:before="120" w:line="360" w:lineRule="auto"/>
+              <w:jc w:val="center"/>
+              <w:rPr>
+                <w:rFonts w:ascii="Times New Roman" w:hAnsi="Times New Roman" w:cs="Times New Roman"/>
+                <w:sz w:val="24"/>
+                <w:szCs w:val="26"/>
+              </w:rPr>
+            </w:pPr>
+            <w:r>
+              <w:rPr>
+                <w:rFonts w:ascii="Times New Roman" w:hAnsi="Times New Roman" w:cs="Times New Roman"/>
+                <w:b/>
+                <w:bCs/>
+                <w:sz w:val="24"/>
+                <w:szCs w:val="26"/>
+              </w:rPr>
+              <w:t>B</w:t>
+            </w:r>
+          </w:p>
+        </w:tc>
+        <w:tc>
+          <w:tcPr>
+            <w:tcW w:w="1845" w:type="pct"/>
+            <w:hideMark/>
+          </w:tcPr>
+          <w:p>
+            <w:pPr>
+              <w:spacing w:before="120" w:line="360" w:lineRule="auto"/>
+              <w:jc w:val="center"/>
+              <w:rPr>
+                <w:rFonts w:ascii="Times New Roman" w:hAnsi="Times New Roman" w:cs="Times New Roman"/>
+                <w:sz w:val="24"/>
+                <w:szCs w:val="26"/>
+              </w:rPr>
+            </w:pPr>
+            <w:r>
+              <w:rPr>
+                <w:rFonts w:ascii="Times New Roman" w:hAnsi="Times New Roman" w:cs="Times New Roman"/>
+                <w:sz w:val="24"/>
+                <w:szCs w:val="26"/>
+              </w:rPr>
+              <w:t>Linux SCHED_FIFO</w:t>
+            </w:r>
+          </w:p>
+        </w:tc>
+        <w:tc>
+          <w:tcPr>
+            <w:tcW w:w="1016" w:type="pct"/>
+            <w:hideMark/>
+          </w:tcPr>
+          <w:p>
+            <w:pPr>
+              <w:spacing w:before="120" w:line="360" w:lineRule="auto"/>
+              <w:jc w:val="center"/>
+              <w:rPr>
+                <w:rFonts w:ascii="Times New Roman" w:hAnsi="Times New Roman" w:cs="Times New Roman"/>
+                <w:sz w:val="24"/>
+                <w:szCs w:val="26"/>
+              </w:rPr>
+            </w:pPr>
+            <w:r>
+              <w:rPr>
+                <w:rFonts w:ascii="Times New Roman" w:hAnsi="Times New Roman" w:cs="Times New Roman"/>
+                <w:sz w:val="24"/>
+                <w:szCs w:val="26"/>
+              </w:rPr>
+              <w:t>Linux</w:t>
+            </w:r>
+          </w:p>
+        </w:tc>
+        <w:tc>
+          <w:tcPr>
+            <w:tcW w:w="1323" w:type="pct"/>
+            <w:hideMark/>
+          </w:tcPr>
+          <w:p>
+            <w:pPr>
+              <w:spacing w:before="120" w:line="360" w:lineRule="auto"/>
+              <w:jc w:val="center"/>
+              <w:rPr>
+                <w:rFonts w:ascii="Times New Roman" w:hAnsi="Times New Roman" w:cs="Times New Roman"/>
+                <w:sz w:val="24"/>
+                <w:szCs w:val="26"/>
+              </w:rPr>
+            </w:pPr>
+            <w:r>
+              <w:rPr>
+                <w:rFonts w:ascii="Times New Roman" w:hAnsi="Times New Roman" w:cs="Times New Roman"/>
+                <w:sz w:val="24"/>
+                <w:szCs w:val="26"/>
+              </w:rPr>
+              <w:t>Linux</w:t>
+            </w:r>
+          </w:p>
+        </w:tc>
+      </w:tr>
+      <w:tr>
+        <w:tc>
+          <w:tcPr>
+            <w:tcW w:w="816" w:type="pct"/>
+            <w:hideMark/>
+          </w:tcPr>
+          <w:p>
+            <w:pPr>
+              <w:spacing w:before="120" w:line="360" w:lineRule="auto"/>
+              <w:jc w:val="center"/>
+              <w:rPr>
+                <w:rFonts w:ascii="Times New Roman" w:hAnsi="Times New Roman" w:cs="Times New Roman"/>
+                <w:sz w:val="24"/>
+                <w:szCs w:val="26"/>
+              </w:rPr>
+            </w:pPr>
+            <w:r>
+              <w:rPr>
+                <w:rFonts w:ascii="Times New Roman" w:hAnsi="Times New Roman" w:cs="Times New Roman"/>
+                <w:b/>
+                <w:bCs/>
+                <w:sz w:val="24"/>
+                <w:szCs w:val="26"/>
+              </w:rPr>
+              <w:t>C</w:t>
+            </w:r>
+          </w:p>
+        </w:tc>
+        <w:tc>
+          <w:tcPr>
+            <w:tcW w:w="1845" w:type="pct"/>
+            <w:hideMark/>
+          </w:tcPr>
+          <w:p>
+            <w:pPr>
+              <w:spacing w:before="120" w:line="360" w:lineRule="auto"/>
+              <w:jc w:val="center"/>
+              <w:rPr>
+                <w:rFonts w:ascii="Times New Roman" w:hAnsi="Times New Roman" w:cs="Times New Roman"/>
+                <w:sz w:val="24"/>
+                <w:szCs w:val="26"/>
+              </w:rPr>
+            </w:pPr>
+            <w:r>
+              <w:rPr>
+                <w:rFonts w:ascii="Times New Roman" w:hAnsi="Times New Roman" w:cs="Times New Roman"/>
+                <w:sz w:val="24"/>
+                <w:szCs w:val="26"/>
+              </w:rPr>
+              <w:t>Linux + Zephyr</w:t>
+            </w:r>
+          </w:p>
+        </w:tc>
+        <w:tc>
+          <w:tcPr>
+            <w:tcW w:w="1016" w:type="pct"/>
+            <w:hideMark/>
+          </w:tcPr>
+          <w:p>
+            <w:pPr>
+              <w:spacing w:before="120" w:line="360" w:lineRule="auto"/>
+              <w:jc w:val="center"/>
+              <w:rPr>
+                <w:rFonts w:ascii="Times New Roman" w:hAnsi="Times New Roman" w:cs="Times New Roman"/>
+                <w:sz w:val="24"/>
+                <w:szCs w:val="26"/>
+              </w:rPr>
+            </w:pPr>
+            <w:r>
+              <w:rPr>
+                <w:rFonts w:ascii="Times New Roman" w:hAnsi="Times New Roman" w:cs="Times New Roman"/>
+                <w:sz w:val="24"/>
+                <w:szCs w:val="26"/>
+              </w:rPr>
+              <w:t>Linux</w:t>
+            </w:r>
+          </w:p>
+        </w:tc>
+        <w:tc>
+          <w:tcPr>
+            <w:tcW w:w="1323" w:type="pct"/>
+            <w:hideMark/>
+          </w:tcPr>
+          <w:p>
+            <w:pPr>
+              <w:spacing w:before="120" w:line="360" w:lineRule="auto"/>
+              <w:jc w:val="center"/>
+              <w:rPr>
+                <w:rFonts w:ascii="Times New Roman" w:hAnsi="Times New Roman" w:cs="Times New Roman"/>
+                <w:sz w:val="24"/>
+                <w:szCs w:val="26"/>
+              </w:rPr>
+            </w:pPr>
+            <w:r>
+              <w:rPr>
+                <w:rFonts w:ascii="Times New Roman" w:hAnsi="Times New Roman" w:cs="Times New Roman"/>
+                <w:sz w:val="24"/>
+                <w:szCs w:val="26"/>
+              </w:rPr>
+              <w:t>Zephyr RTOS</w:t>
+            </w:r>
+          </w:p>
+        </w:tc>
+      </w:tr>
+    </w:tbl>
+    <w:p>
+      <w:pPr>
+        <w:spacing w:before="240" w:after="120" w:line="360" w:lineRule="auto"/>
+        <w:ind w:firstLine="547"/>
+        <w:jc w:val="both"/>
+        <w:rPr>
+          <w:rFonts w:ascii="Times New Roman" w:hAnsi="Times New Roman" w:cs="Times New Roman"/>
+          <w:sz w:val="24"/>
+          <w:szCs w:val="26"/>
+        </w:rPr>
+      </w:pPr>
+      <w:r>
+        <w:rPr>
+          <w:rFonts w:ascii="Times New Roman" w:hAnsi="Times New Roman" w:cs="Times New Roman"/>
+          <w:sz w:val="24"/>
+          <w:szCs w:val="26"/>
+        </w:rPr>
+        <w:t xml:space="preserve">Each runs </w:t>
+      </w:r>
+      <w:r>
+        <w:rPr>
+          <w:rFonts w:ascii="Times New Roman" w:hAnsi="Times New Roman" w:cs="Times New Roman"/>
+          <w:bCs/>
+          <w:sz w:val="24"/>
+          <w:szCs w:val="26"/>
+          <w:highlight w:val="yellow"/>
+        </w:rPr>
+        <w:t>10,000 cycles</w:t>
+      </w:r>
+      <w:r>
+        <w:rPr>
+          <w:rFonts w:ascii="Times New Roman" w:hAnsi="Times New Roman" w:cs="Times New Roman"/>
+          <w:sz w:val="24"/>
+          <w:szCs w:val="26"/>
+        </w:rPr>
+        <w:t xml:space="preserve"> under idle, moderate, and worst-case stress (</w:t>
+      </w:r>
+      <w:r>
+        <w:rPr>
+          <w:rFonts w:ascii="Times New Roman" w:hAnsi="Times New Roman" w:cs="Times New Roman"/>
+          <w:sz w:val="24"/>
+          <w:szCs w:val="26"/>
+        </w:rPr>
+        <w:t>stress-ng</w:t>
+      </w:r>
+      <w:r>
+        <w:rPr>
+          <w:rFonts w:ascii="Times New Roman" w:hAnsi="Times New Roman" w:cs="Times New Roman"/>
+          <w:sz w:val="24"/>
+          <w:szCs w:val="26"/>
+        </w:rPr>
+        <w:t>). We measure deadline miss ratio, worst-case latency, jitter, and kernel telemetry (context switches, page faults).</w:t>
+      </w:r>
+    </w:p>
+    <w:p>
+      <w:pPr>
+        <w:pStyle w:val="Heading2"/>
+        <w:numPr>
+          <w:ilvl w:val="1"/>
+          <w:numId w:val="1"/>
+        </w:numPr>
+        <w:spacing w:line="360" w:lineRule="auto"/>
+        <w:ind w:hanging="540"/>
+        <w:rPr>
+          <w:rFonts w:ascii="Times New Roman" w:hAnsi="Times New Roman" w:cs="Times New Roman"/>
+          <w:b/>
+          <w:bCs/>
+          <w:color w:val="auto"/>
+          <w:sz w:val="24"/>
+        </w:rPr>
+      </w:pPr>
+      <w:r>
+        <w:rPr>
+          <w:rFonts w:ascii="Times New Roman" w:hAnsi="Times New Roman" w:cs="Times New Roman"/>
+          <w:b/>
+          <w:bCs/>
+          <w:color w:val="auto"/>
+          <w:sz w:val="24"/>
+        </w:rPr>
+        <w:t>Goals</w:t>
+      </w:r>
+    </w:p>
+    <w:p>
+      <w:pPr>
+        <w:pStyle w:val="ListParagraph"/>
+        <w:numPr>
+          <w:ilvl w:val="0"/>
+          <w:numId w:val="3"/>
+        </w:numPr>
+        <w:spacing w:after="120" w:line="360" w:lineRule="auto"/>
+        <w:ind w:left="907"/>
+        <w:jc w:val="both"/>
+        <w:rPr>
+          <w:rFonts w:ascii="Times New Roman" w:hAnsi="Times New Roman" w:cs="Times New Roman"/>
+          <w:bCs/>
+          <w:sz w:val="24"/>
+          <w:szCs w:val="26"/>
+        </w:rPr>
+      </w:pPr>
+      <w:r>
+        <w:rPr>
+          <w:rFonts w:ascii="Times New Roman" w:hAnsi="Times New Roman" w:cs="Times New Roman"/>
+          <w:bCs/>
+          <w:sz w:val="24"/>
+          <w:szCs w:val="26"/>
+        </w:rPr>
+        <w:t xml:space="preserve">Show quantitatively how Linux's OS mechanisms </w:t>
+      </w:r>
+      <w:proofErr w:type="gramStart"/>
+      <w:r>
+        <w:rPr>
+          <w:rFonts w:ascii="Times New Roman" w:hAnsi="Times New Roman" w:cs="Times New Roman"/>
+          <w:bCs/>
+          <w:sz w:val="24"/>
+          <w:szCs w:val="26"/>
+        </w:rPr>
+        <w:t>cause</w:t>
+      </w:r>
+      <w:proofErr w:type="gramEnd"/>
+      <w:r>
+        <w:rPr>
+          <w:rFonts w:ascii="Times New Roman" w:hAnsi="Times New Roman" w:cs="Times New Roman"/>
+          <w:bCs/>
+          <w:sz w:val="24"/>
+          <w:szCs w:val="26"/>
+        </w:rPr>
+        <w:t xml:space="preserve"> deadline misses and how the dual-OS architecture avoids them.</w:t>
+      </w:r>
+    </w:p>
+    <w:p>
+      <w:pPr>
+        <w:pStyle w:val="ListParagraph"/>
+        <w:numPr>
+          <w:ilvl w:val="0"/>
+          <w:numId w:val="3"/>
+        </w:numPr>
+        <w:spacing w:after="120" w:line="360" w:lineRule="auto"/>
+        <w:ind w:left="907"/>
+        <w:jc w:val="both"/>
+        <w:rPr>
+          <w:rFonts w:ascii="Times New Roman" w:hAnsi="Times New Roman" w:cs="Times New Roman"/>
+          <w:bCs/>
+          <w:sz w:val="24"/>
+          <w:szCs w:val="26"/>
+        </w:rPr>
+      </w:pPr>
+      <w:r>
+        <w:rPr>
+          <w:rFonts w:ascii="Times New Roman" w:hAnsi="Times New Roman" w:cs="Times New Roman"/>
+          <w:bCs/>
+          <w:sz w:val="24"/>
+          <w:szCs w:val="26"/>
+        </w:rPr>
+        <w:t>Use our experimental results to illustrate OS concepts from the course (e.g., how CFS scheduling, page faults, and priority inversion directly cause late control commands).</w:t>
+      </w:r>
+    </w:p>
+    <w:p>
+      <w:pPr>
+        <w:pStyle w:val="ListParagraph"/>
+        <w:numPr>
+          <w:ilvl w:val="0"/>
+          <w:numId w:val="3"/>
+        </w:numPr>
+        <w:spacing w:after="120" w:line="360" w:lineRule="auto"/>
+        <w:ind w:left="907"/>
+        <w:jc w:val="both"/>
+        <w:rPr>
+          <w:rFonts w:ascii="Times New Roman" w:hAnsi="Times New Roman" w:cs="Times New Roman"/>
+          <w:bCs/>
+          <w:sz w:val="24"/>
+          <w:szCs w:val="26"/>
+        </w:rPr>
+      </w:pPr>
+      <w:r>
+        <w:rPr>
+          <w:rFonts w:ascii="Times New Roman" w:hAnsi="Times New Roman" w:cs="Times New Roman"/>
+          <w:bCs/>
+          <w:sz w:val="24"/>
+          <w:szCs w:val="26"/>
+        </w:rPr>
+        <w:t>Answer the practical question: when is a single Linux system good enough for real-time control, and when do you need a separate RTOS?</w:t>
+      </w:r>
+    </w:p>
+    <w:p>
+      <w:pPr>
+        <w:pStyle w:val="Heading2"/>
+        <w:numPr>
+          <w:ilvl w:val="1"/>
+          <w:numId w:val="1"/>
+        </w:numPr>
+        <w:spacing w:line="360" w:lineRule="auto"/>
+        <w:ind w:hanging="540"/>
+        <w:rPr>
+          <w:rFonts w:ascii="Times New Roman" w:hAnsi="Times New Roman" w:cs="Times New Roman"/>
+          <w:b/>
+          <w:bCs/>
+          <w:color w:val="auto"/>
+          <w:sz w:val="24"/>
+        </w:rPr>
+      </w:pPr>
+      <w:r>
+        <w:rPr>
+          <w:rFonts w:ascii="Times New Roman" w:hAnsi="Times New Roman" w:cs="Times New Roman"/>
+          <w:b/>
+          <w:bCs/>
+          <w:color w:val="auto"/>
+          <w:sz w:val="24"/>
+        </w:rPr>
+        <w:t>Report Organization</w:t>
+      </w:r>
+    </w:p>
+    <w:p>
+      <w:pPr>
+        <w:spacing w:after="120" w:line="360" w:lineRule="auto"/>
+        <w:ind w:firstLine="547"/>
+        <w:jc w:val="both"/>
+        <w:rPr>
+          <w:rFonts w:ascii="Times New Roman" w:hAnsi="Times New Roman" w:cs="Times New Roman"/>
+          <w:sz w:val="24"/>
+          <w:szCs w:val="26"/>
+        </w:rPr>
+      </w:pPr>
+      <w:r>
+        <w:rPr>
+          <w:rFonts w:ascii="Times New Roman" w:hAnsi="Times New Roman" w:cs="Times New Roman"/>
+          <w:sz w:val="24"/>
+          <w:szCs w:val="26"/>
+        </w:rPr>
+        <w:t>The rest of this report is organized as follows:</w:t>
+      </w:r>
+    </w:p>
+    <w:p>
+      <w:pPr>
+        <w:pStyle w:val="ListParagraph"/>
+        <w:numPr>
+          <w:ilvl w:val="0"/>
+          <w:numId w:val="3"/>
+        </w:numPr>
+        <w:spacing w:after="120" w:line="360" w:lineRule="auto"/>
+        <w:ind w:left="907"/>
+        <w:jc w:val="both"/>
+        <w:rPr>
+          <w:rFonts w:ascii="Times New Roman" w:hAnsi="Times New Roman" w:cs="Times New Roman"/>
+          <w:bCs/>
+          <w:sz w:val="24"/>
+          <w:szCs w:val="26"/>
+        </w:rPr>
+      </w:pPr>
+      <w:r>
+        <w:rPr>
+          <w:rFonts w:ascii="Times New Roman" w:hAnsi="Times New Roman" w:cs="Times New Roman"/>
+          <w:bCs/>
+          <w:sz w:val="24"/>
+          <w:szCs w:val="26"/>
+        </w:rPr>
+        <w:t xml:space="preserve">Section 2 </w:t>
+      </w:r>
+      <w:r>
+        <w:rPr>
+          <w:rFonts w:ascii="Times New Roman" w:hAnsi="Times New Roman" w:cs="Times New Roman"/>
+          <w:bCs/>
+          <w:sz w:val="24"/>
+          <w:szCs w:val="26"/>
+        </w:rPr>
+        <w:t>-</w:t>
+      </w:r>
+      <w:r>
+        <w:rPr>
+          <w:rFonts w:ascii="Times New Roman" w:hAnsi="Times New Roman" w:cs="Times New Roman"/>
+          <w:bCs/>
+          <w:sz w:val="24"/>
+          <w:szCs w:val="26"/>
+        </w:rPr>
+        <w:t xml:space="preserve"> Background &amp; Syllabus Mapping (OS theory review)</w:t>
+      </w:r>
+      <w:r>
+        <w:rPr>
+          <w:rFonts w:ascii="Times New Roman" w:hAnsi="Times New Roman" w:cs="Times New Roman"/>
+          <w:bCs/>
+          <w:sz w:val="24"/>
+          <w:szCs w:val="26"/>
+        </w:rPr>
+        <w:t>.</w:t>
+      </w:r>
+    </w:p>
+    <w:p>
+      <w:pPr>
+        <w:pStyle w:val="ListParagraph"/>
+        <w:numPr>
+          <w:ilvl w:val="0"/>
+          <w:numId w:val="3"/>
+        </w:numPr>
+        <w:spacing w:after="120" w:line="360" w:lineRule="auto"/>
+        <w:ind w:left="907"/>
+        <w:jc w:val="both"/>
+        <w:rPr>
+          <w:rFonts w:ascii="Times New Roman" w:hAnsi="Times New Roman" w:cs="Times New Roman"/>
+          <w:bCs/>
+          <w:sz w:val="24"/>
+          <w:szCs w:val="26"/>
+        </w:rPr>
+      </w:pPr>
+      <w:r>
+        <w:rPr>
+          <w:rFonts w:ascii="Times New Roman" w:hAnsi="Times New Roman" w:cs="Times New Roman"/>
+          <w:bCs/>
+          <w:sz w:val="24"/>
+          <w:szCs w:val="26"/>
+        </w:rPr>
+        <w:t xml:space="preserve">Section 3 </w:t>
+      </w:r>
+      <w:r>
+        <w:rPr>
+          <w:rFonts w:ascii="Times New Roman" w:hAnsi="Times New Roman" w:cs="Times New Roman"/>
+          <w:bCs/>
+          <w:sz w:val="24"/>
+          <w:szCs w:val="26"/>
+        </w:rPr>
+        <w:t>-</w:t>
+      </w:r>
+      <w:r>
+        <w:rPr>
+          <w:rFonts w:ascii="Times New Roman" w:hAnsi="Times New Roman" w:cs="Times New Roman"/>
+          <w:bCs/>
+          <w:sz w:val="24"/>
+          <w:szCs w:val="26"/>
+        </w:rPr>
+        <w:t xml:space="preserve"> </w:t>
+      </w:r>
+      <w:r>
+        <w:rPr>
+          <w:rFonts w:ascii="Times New Roman" w:hAnsi="Times New Roman" w:cs="Times New Roman"/>
+          <w:bCs/>
+          <w:sz w:val="24"/>
+          <w:szCs w:val="26"/>
+        </w:rPr>
+        <w:t>System Architecture (hardware, dual-OS setup, IPC)</w:t>
+      </w:r>
+      <w:r>
+        <w:rPr>
+          <w:rFonts w:ascii="Times New Roman" w:hAnsi="Times New Roman" w:cs="Times New Roman"/>
+          <w:bCs/>
+          <w:sz w:val="24"/>
+          <w:szCs w:val="26"/>
+        </w:rPr>
+        <w:t>.</w:t>
+      </w:r>
+    </w:p>
+    <w:p>
+      <w:pPr>
+        <w:pStyle w:val="ListParagraph"/>
+        <w:numPr>
+          <w:ilvl w:val="0"/>
+          <w:numId w:val="3"/>
+        </w:numPr>
+        <w:spacing w:after="120" w:line="360" w:lineRule="auto"/>
+        <w:ind w:left="907"/>
+        <w:jc w:val="both"/>
+        <w:rPr>
+          <w:rFonts w:ascii="Times New Roman" w:hAnsi="Times New Roman" w:cs="Times New Roman"/>
+          <w:bCs/>
+          <w:sz w:val="24"/>
+          <w:szCs w:val="26"/>
+        </w:rPr>
+      </w:pPr>
+      <w:r>
+        <w:rPr>
+          <w:rFonts w:ascii="Times New Roman" w:hAnsi="Times New Roman" w:cs="Times New Roman"/>
+          <w:bCs/>
+          <w:sz w:val="24"/>
+          <w:szCs w:val="26"/>
+        </w:rPr>
+        <w:t xml:space="preserve">Section 4 </w:t>
+      </w:r>
+      <w:r>
+        <w:rPr>
+          <w:rFonts w:ascii="Times New Roman" w:hAnsi="Times New Roman" w:cs="Times New Roman"/>
+          <w:bCs/>
+          <w:sz w:val="24"/>
+          <w:szCs w:val="26"/>
+        </w:rPr>
+        <w:t>-</w:t>
+      </w:r>
+      <w:r>
+        <w:rPr>
+          <w:rFonts w:ascii="Times New Roman" w:hAnsi="Times New Roman" w:cs="Times New Roman"/>
+          <w:bCs/>
+          <w:sz w:val="24"/>
+          <w:szCs w:val="26"/>
+        </w:rPr>
+        <w:t xml:space="preserve"> </w:t>
+      </w:r>
+      <w:r>
+        <w:rPr>
+          <w:rFonts w:ascii="Times New Roman" w:hAnsi="Times New Roman" w:cs="Times New Roman"/>
+          <w:bCs/>
+          <w:sz w:val="24"/>
+          <w:szCs w:val="26"/>
+        </w:rPr>
+        <w:t>Experimental Setup (configurations, stress levels, metrics)</w:t>
+      </w:r>
+      <w:r>
+        <w:rPr>
+          <w:rFonts w:ascii="Times New Roman" w:hAnsi="Times New Roman" w:cs="Times New Roman"/>
+          <w:bCs/>
+          <w:sz w:val="24"/>
+          <w:szCs w:val="26"/>
+        </w:rPr>
+        <w:t>.</w:t>
+      </w:r>
+    </w:p>
+    <w:p>
+      <w:pPr>
+        <w:pStyle w:val="ListParagraph"/>
+        <w:numPr>
+          <w:ilvl w:val="0"/>
+          <w:numId w:val="3"/>
+        </w:numPr>
+        <w:spacing w:after="120" w:line="360" w:lineRule="auto"/>
+        <w:ind w:left="907"/>
+        <w:jc w:val="both"/>
+        <w:rPr>
+          <w:rFonts w:ascii="Times New Roman" w:hAnsi="Times New Roman" w:cs="Times New Roman"/>
+          <w:bCs/>
+          <w:sz w:val="24"/>
+          <w:szCs w:val="26"/>
+        </w:rPr>
+      </w:pPr>
+      <w:r>
+        <w:rPr>
+          <w:rFonts w:ascii="Times New Roman" w:hAnsi="Times New Roman" w:cs="Times New Roman"/>
+          <w:bCs/>
+          <w:sz w:val="24"/>
+          <w:szCs w:val="26"/>
+        </w:rPr>
+        <w:t xml:space="preserve">Section 5 </w:t>
+      </w:r>
+      <w:r>
+        <w:rPr>
+          <w:rFonts w:ascii="Times New Roman" w:hAnsi="Times New Roman" w:cs="Times New Roman"/>
+          <w:bCs/>
+          <w:sz w:val="24"/>
+          <w:szCs w:val="26"/>
+        </w:rPr>
+        <w:t>-</w:t>
+      </w:r>
+      <w:r>
+        <w:rPr>
+          <w:rFonts w:ascii="Times New Roman" w:hAnsi="Times New Roman" w:cs="Times New Roman"/>
+          <w:bCs/>
+          <w:sz w:val="24"/>
+          <w:szCs w:val="26"/>
+        </w:rPr>
+        <w:t xml:space="preserve"> </w:t>
+      </w:r>
+      <w:r>
+        <w:rPr>
+          <w:rFonts w:ascii="Times New Roman" w:hAnsi="Times New Roman" w:cs="Times New Roman"/>
+          <w:bCs/>
+          <w:sz w:val="24"/>
+          <w:szCs w:val="26"/>
+        </w:rPr>
+        <w:t>Results &amp; Analysis (latency data, deadline misses)</w:t>
+      </w:r>
+      <w:r>
+        <w:rPr>
+          <w:rFonts w:ascii="Times New Roman" w:hAnsi="Times New Roman" w:cs="Times New Roman"/>
+          <w:bCs/>
+          <w:sz w:val="24"/>
+          <w:szCs w:val="26"/>
+        </w:rPr>
+        <w:t>.</w:t>
+      </w:r>
+    </w:p>
+    <w:p>
+      <w:pPr>
+        <w:pStyle w:val="ListParagraph"/>
+        <w:numPr>
+          <w:ilvl w:val="0"/>
+          <w:numId w:val="3"/>
+        </w:numPr>
+        <w:spacing w:after="120" w:line="360" w:lineRule="auto"/>
+        <w:ind w:left="907"/>
+        <w:jc w:val="both"/>
+        <w:rPr>
+          <w:rFonts w:ascii="Times New Roman" w:hAnsi="Times New Roman" w:cs="Times New Roman"/>
+          <w:bCs/>
+          <w:sz w:val="24"/>
+          <w:szCs w:val="26"/>
+        </w:rPr>
+      </w:pPr>
+      <w:r>
+        <w:rPr>
+          <w:rFonts w:ascii="Times New Roman" w:hAnsi="Times New Roman" w:cs="Times New Roman"/>
+          <w:bCs/>
+          <w:sz w:val="24"/>
+          <w:szCs w:val="26"/>
+        </w:rPr>
+        <w:t xml:space="preserve">Section 6 </w:t>
+      </w:r>
+      <w:r>
+        <w:rPr>
+          <w:rFonts w:ascii="Times New Roman" w:hAnsi="Times New Roman" w:cs="Times New Roman"/>
+          <w:bCs/>
+          <w:sz w:val="24"/>
+          <w:szCs w:val="26"/>
+        </w:rPr>
+        <w:t>-</w:t>
+      </w:r>
+      <w:r>
+        <w:rPr>
+          <w:rFonts w:ascii="Times New Roman" w:hAnsi="Times New Roman" w:cs="Times New Roman"/>
+          <w:bCs/>
+          <w:sz w:val="24"/>
+          <w:szCs w:val="26"/>
+        </w:rPr>
+        <w:t xml:space="preserve"> Design Guidelines</w:t>
+      </w:r>
+      <w:r>
+        <w:rPr>
+          <w:rFonts w:ascii="Times New Roman" w:hAnsi="Times New Roman" w:cs="Times New Roman"/>
+          <w:bCs/>
+          <w:sz w:val="24"/>
+          <w:szCs w:val="26"/>
+        </w:rPr>
+        <w:t xml:space="preserve"> (</w:t>
+      </w:r>
+      <w:r>
+        <w:rPr>
+          <w:rFonts w:ascii="Times New Roman" w:hAnsi="Times New Roman" w:cs="Times New Roman"/>
+          <w:bCs/>
+          <w:sz w:val="24"/>
+          <w:szCs w:val="26"/>
+        </w:rPr>
+        <w:t>Summarize</w:t>
+      </w:r>
+      <w:r>
+        <w:rPr>
+          <w:rFonts w:ascii="Times New Roman" w:hAnsi="Times New Roman" w:cs="Times New Roman"/>
+          <w:bCs/>
+          <w:sz w:val="24"/>
+          <w:szCs w:val="26"/>
+        </w:rPr>
+        <w:t xml:space="preserve"> and </w:t>
+      </w:r>
+      <w:r>
+        <w:rPr>
+          <w:rFonts w:ascii="Times New Roman" w:hAnsi="Times New Roman" w:cs="Times New Roman"/>
+          <w:bCs/>
+          <w:sz w:val="24"/>
+          <w:szCs w:val="26"/>
+        </w:rPr>
+        <w:t>practical recommendations</w:t>
+      </w:r>
+      <w:r>
+        <w:rPr>
+          <w:rFonts w:ascii="Times New Roman" w:hAnsi="Times New Roman" w:cs="Times New Roman"/>
+          <w:bCs/>
+          <w:sz w:val="24"/>
+          <w:szCs w:val="26"/>
+        </w:rPr>
+        <w:t>)</w:t>
+      </w:r>
+      <w:r>
+        <w:rPr>
+          <w:rFonts w:ascii="Times New Roman" w:hAnsi="Times New Roman" w:cs="Times New Roman"/>
+          <w:bCs/>
+          <w:sz w:val="24"/>
+          <w:szCs w:val="26"/>
+        </w:rPr>
+        <w:t>.</w:t>
+      </w:r>
+    </w:p>
+    <w:p>
+      <w:pPr>
+        <w:pStyle w:val="ListParagraph"/>
+        <w:numPr>
+          <w:ilvl w:val="0"/>
+          <w:numId w:val="3"/>
+        </w:numPr>
+        <w:spacing w:after="120" w:line="360" w:lineRule="auto"/>
+        <w:ind w:left="907"/>
+        <w:jc w:val="both"/>
+        <w:rPr>
+          <w:rFonts w:ascii="Times New Roman" w:hAnsi="Times New Roman" w:cs="Times New Roman"/>
+          <w:bCs/>
+          <w:sz w:val="24"/>
+          <w:szCs w:val="26"/>
+        </w:rPr>
+      </w:pPr>
+      <w:r>
+        <w:rPr>
+          <w:rFonts w:ascii="Times New Roman" w:hAnsi="Times New Roman" w:cs="Times New Roman"/>
+          <w:bCs/>
+          <w:sz w:val="24"/>
+          <w:szCs w:val="26"/>
+        </w:rPr>
+        <w:t xml:space="preserve">Section 7 </w:t>
+      </w:r>
+      <w:r>
+        <w:rPr>
+          <w:rFonts w:ascii="Times New Roman" w:hAnsi="Times New Roman" w:cs="Times New Roman"/>
+          <w:bCs/>
+          <w:sz w:val="24"/>
+          <w:szCs w:val="26"/>
+        </w:rPr>
+        <w:t>-</w:t>
+      </w:r>
+      <w:r>
+        <w:rPr>
+          <w:rFonts w:ascii="Times New Roman" w:hAnsi="Times New Roman" w:cs="Times New Roman"/>
+          <w:bCs/>
+          <w:sz w:val="24"/>
+          <w:szCs w:val="26"/>
+        </w:rPr>
+        <w:t xml:space="preserve"> Conclusion &amp; Future Work</w:t>
       </w:r>
     </w:p>
     <w:sectPr>
-      <w:pgSz w:w="12240" w:h="15840"/>
+      <w:pgSz w:w="11906" w:h="16838" w:code="9"/>
       <w:pgMar w:top="1440" w:right="1440" w:bottom="1440" w:left="1440" w:header="720" w:footer="720" w:gutter="0"/>
       <w:cols w:space="720"/>
       <w:docGrid w:linePitch="360"/>
     </w:sectPr>
   </w:body>
 </w:document>
+</file>
+
+<file path=word/endnotes.xml><?xml version="1.0" encoding="utf-8"?>
+<w:endnotes xmlns:wpc="http://schemas.microsoft.com/office/word/2010/wordprocessingCanvas" xmlns:cx="http://schemas.microsoft.com/office/drawing/2014/chartex" xmlns:cx1="http://schemas.microsoft.com/office/drawing/2015/9/8/chartex" xmlns:cx2="http://schemas.microsoft.com/office/drawing/2015/10/21/chartex" xmlns:cx3="http://schemas.microsoft.com/office/drawing/2016/5/9/chartex" xmlns:cx4="http://schemas.microsoft.com/office/drawing/2016/5/10/chartex" xmlns:cx5="http://schemas.microsoft.com/office/drawing/2016/5/11/chartex" xmlns:cx6="http://schemas.microsoft.com/office/drawing/2016/5/12/chartex" xmlns:cx7="http://schemas.microsoft.com/office/drawing/2016/5/13/chartex" xmlns:cx8="http://schemas.microsoft.com/office/drawing/2016/5/14/chartex" xmlns:mc="http://schemas.openxmlformats.org/markup-compatibility/2006" xmlns:aink="http://schemas.microsoft.com/office/drawing/2016/ink" xmlns:am3d="http://schemas.microsoft.com/office/drawing/2017/model3d" xmlns:o="urn:schemas-microsoft-com:office:office" xmlns:r="http://schemas.openxmlformats.org/officeDocument/2006/relationships" xmlns:m="http://schemas.openxmlformats.org/officeDocument/2006/math" xmlns:v="urn:schemas-microsoft-com:vml" xmlns:wp14="http://schemas.microsoft.com/office/word/2010/wordprocessingDrawing" xmlns:wp="http://schemas.openxmlformats.org/drawingml/2006/wordprocessingDrawing" xmlns:w10="urn:schemas-microsoft-com:office:word" xmlns:w="http://schemas.openxmlformats.org/wordprocessingml/2006/main" xmlns:w14="http://schemas.microsoft.com/office/word/2010/wordml" xmlns:w15="http://schemas.microsoft.com/office/word/2012/wordml" xmlns:w16cid="http://schemas.microsoft.com/office/word/2016/wordml/cid" xmlns:w16se="http://schemas.microsoft.com/office/word/2015/wordml/symex" xmlns:wpg="http://schemas.microsoft.com/office/word/2010/wordprocessingGroup" xmlns:wpi="http://schemas.microsoft.com/office/word/2010/wordprocessingInk" xmlns:wne="http://schemas.microsoft.com/office/word/2006/wordml" xmlns:wps="http://schemas.microsoft.com/office/word/2010/wordprocessingShape" mc:Ignorable="w14 w15 w16se w16cid wp14">
+  <w:endnote w:type="separator" w:id="-1">
+    <w:p>
+      <w:pPr>
+        <w:spacing w:after="0" w:line="240" w:lineRule="auto"/>
+      </w:pPr>
+      <w:r>
+        <w:separator/>
+      </w:r>
+    </w:p>
+  </w:endnote>
+  <w:endnote w:type="continuationSeparator" w:id="0">
+    <w:p>
+      <w:pPr>
+        <w:spacing w:after="0" w:line="240" w:lineRule="auto"/>
+      </w:pPr>
+      <w:r>
+        <w:continuationSeparator/>
+      </w:r>
+    </w:p>
+  </w:endnote>
+</w:endnotes>
+</file>
+
+<file path=word/footnotes.xml><?xml version="1.0" encoding="utf-8"?>
+<w:footnotes xmlns:wpc="http://schemas.microsoft.com/office/word/2010/wordprocessingCanvas" xmlns:cx="http://schemas.microsoft.com/office/drawing/2014/chartex" xmlns:cx1="http://schemas.microsoft.com/office/drawing/2015/9/8/chartex" xmlns:cx2="http://schemas.microsoft.com/office/drawing/2015/10/21/chartex" xmlns:cx3="http://schemas.microsoft.com/office/drawing/2016/5/9/chartex" xmlns:cx4="http://schemas.microsoft.com/office/drawing/2016/5/10/chartex" xmlns:cx5="http://schemas.microsoft.com/office/drawing/2016/5/11/chartex" xmlns:cx6="http://schemas.microsoft.com/office/drawing/2016/5/12/chartex" xmlns:cx7="http://schemas.microsoft.com/office/drawing/2016/5/13/chartex" xmlns:cx8="http://schemas.microsoft.com/office/drawing/2016/5/14/chartex" xmlns:mc="http://schemas.openxmlformats.org/markup-compatibility/2006" xmlns:aink="http://schemas.microsoft.com/office/drawing/2016/ink" xmlns:am3d="http://schemas.microsoft.com/office/drawing/2017/model3d" xmlns:o="urn:schemas-microsoft-com:office:office" xmlns:r="http://schemas.openxmlformats.org/officeDocument/2006/relationships" xmlns:m="http://schemas.openxmlformats.org/officeDocument/2006/math" xmlns:v="urn:schemas-microsoft-com:vml" xmlns:wp14="http://schemas.microsoft.com/office/word/2010/wordprocessingDrawing" xmlns:wp="http://schemas.openxmlformats.org/drawingml/2006/wordprocessingDrawing" xmlns:w10="urn:schemas-microsoft-com:office:word" xmlns:w="http://schemas.openxmlformats.org/wordprocessingml/2006/main" xmlns:w14="http://schemas.microsoft.com/office/word/2010/wordml" xmlns:w15="http://schemas.microsoft.com/office/word/2012/wordml" xmlns:w16cid="http://schemas.microsoft.com/office/word/2016/wordml/cid" xmlns:w16se="http://schemas.microsoft.com/office/word/2015/wordml/symex" xmlns:wpg="http://schemas.microsoft.com/office/word/2010/wordprocessingGroup" xmlns:wpi="http://schemas.microsoft.com/office/word/2010/wordprocessingInk" xmlns:wne="http://schemas.microsoft.com/office/word/2006/wordml" xmlns:wps="http://schemas.microsoft.com/office/word/2010/wordprocessingShape" mc:Ignorable="w14 w15 w16se w16cid wp14">
+  <w:footnote w:type="separator" w:id="-1">
+    <w:p>
+      <w:pPr>
+        <w:spacing w:after="0" w:line="240" w:lineRule="auto"/>
+      </w:pPr>
+      <w:r>
+        <w:separator/>
+      </w:r>
+    </w:p>
+  </w:footnote>
+  <w:footnote w:type="continuationSeparator" w:id="0">
+    <w:p>
+      <w:pPr>
+        <w:spacing w:after="0" w:line="240" w:lineRule="auto"/>
+      </w:pPr>
+      <w:r>
+        <w:continuationSeparator/>
+      </w:r>
+    </w:p>
+  </w:footnote>
+</w:footnotes>
+</file>
+
+<file path=word/numbering.xml><?xml version="1.0" encoding="utf-8"?>
+<w:numbering xmlns:wpc="http://schemas.microsoft.com/office/word/2010/wordprocessingCanvas" xmlns:cx="http://schemas.microsoft.com/office/drawing/2014/chartex" xmlns:cx1="http://schemas.microsoft.com/office/drawing/2015/9/8/chartex" xmlns:cx2="http://schemas.microsoft.com/office/drawing/2015/10/21/chartex" xmlns:cx3="http://schemas.microsoft.com/office/drawing/2016/5/9/chartex" xmlns:cx4="http://schemas.microsoft.com/office/drawing/2016/5/10/chartex" xmlns:cx5="http://schemas.microsoft.com/office/drawing/2016/5/11/chartex" xmlns:cx6="http://schemas.microsoft.com/office/drawing/2016/5/12/chartex" xmlns:cx7="http://schemas.microsoft.com/office/drawing/2016/5/13/chartex" xmlns:cx8="http://schemas.microsoft.com/office/drawing/2016/5/14/chartex" xmlns:mc="http://schemas.openxmlformats.org/markup-compatibility/2006" xmlns:aink="http://schemas.microsoft.com/office/drawing/2016/ink" xmlns:am3d="http://schemas.microsoft.com/office/drawing/2017/model3d" xmlns:o="urn:schemas-microsoft-com:office:office" xmlns:r="http://schemas.openxmlformats.org/officeDocument/2006/relationships" xmlns:m="http://schemas.openxmlformats.org/officeDocument/2006/math" xmlns:v="urn:schemas-microsoft-com:vml" xmlns:wp14="http://schemas.microsoft.com/office/word/2010/wordprocessingDrawing" xmlns:wp="http://schemas.openxmlformats.org/drawingml/2006/wordprocessingDrawing" xmlns:w10="urn:schemas-microsoft-com:office:word" xmlns:w="http://schemas.openxmlformats.org/wordprocessingml/2006/main" xmlns:w14="http://schemas.microsoft.com/office/word/2010/wordml" xmlns:w15="http://schemas.microsoft.com/office/word/2012/wordml" xmlns:w16cid="http://schemas.microsoft.com/office/word/2016/wordml/cid" xmlns:w16se="http://schemas.microsoft.com/office/word/2015/wordml/symex" xmlns:wpg="http://schemas.microsoft.com/office/word/2010/wordprocessingGroup" xmlns:wpi="http://schemas.microsoft.com/office/word/2010/wordprocessingInk" xmlns:wne="http://schemas.microsoft.com/office/word/2006/wordml" xmlns:wps="http://schemas.microsoft.com/office/word/2010/wordprocessingShape" mc:Ignorable="w14 w15 w16se w16cid wp14">
+  <w:abstractNum w:abstractNumId="0" w15:restartNumberingAfterBreak="0">
+    <w:nsid w:val="05344FFB"/>
+    <w:multiLevelType w:val="multilevel"/>
+    <w:tmpl w:val="3020824C"/>
+    <w:lvl w:ilvl="0">
+      <w:start w:val="1"/>
+      <w:numFmt w:val="bullet"/>
+      <w:lvlText w:val=""/>
+      <w:lvlJc w:val="left"/>
+      <w:pPr>
+        <w:tabs>
+          <w:tab w:val="num" w:pos="720"/>
+        </w:tabs>
+        <w:ind w:left="720" w:hanging="360"/>
+      </w:pPr>
+      <w:rPr>
+        <w:rFonts w:ascii="Symbol" w:hAnsi="Symbol" w:hint="default"/>
+        <w:sz w:val="20"/>
+      </w:rPr>
+    </w:lvl>
+    <w:lvl w:ilvl="1" w:tentative="1">
+      <w:start w:val="1"/>
+      <w:numFmt w:val="bullet"/>
+      <w:lvlText w:val=""/>
+      <w:lvlJc w:val="left"/>
+      <w:pPr>
+        <w:tabs>
+          <w:tab w:val="num" w:pos="1440"/>
+        </w:tabs>
+        <w:ind w:left="1440" w:hanging="360"/>
+      </w:pPr>
+      <w:rPr>
+        <w:rFonts w:ascii="Symbol" w:hAnsi="Symbol" w:hint="default"/>
+        <w:sz w:val="20"/>
+      </w:rPr>
+    </w:lvl>
+    <w:lvl w:ilvl="2" w:tentative="1">
+      <w:start w:val="1"/>
+      <w:numFmt w:val="bullet"/>
+      <w:lvlText w:val=""/>
+      <w:lvlJc w:val="left"/>
+      <w:pPr>
+        <w:tabs>
+          <w:tab w:val="num" w:pos="2160"/>
+        </w:tabs>
+        <w:ind w:left="2160" w:hanging="360"/>
+      </w:pPr>
+      <w:rPr>
+        <w:rFonts w:ascii="Symbol" w:hAnsi="Symbol" w:hint="default"/>
+        <w:sz w:val="20"/>
+      </w:rPr>
+    </w:lvl>
+    <w:lvl w:ilvl="3" w:tentative="1">
+      <w:start w:val="1"/>
+      <w:numFmt w:val="bullet"/>
+      <w:lvlText w:val=""/>
+      <w:lvlJc w:val="left"/>
+      <w:pPr>
+        <w:tabs>
+          <w:tab w:val="num" w:pos="2880"/>
+        </w:tabs>
+        <w:ind w:left="2880" w:hanging="360"/>
+      </w:pPr>
+      <w:rPr>
+        <w:rFonts w:ascii="Symbol" w:hAnsi="Symbol" w:hint="default"/>
+        <w:sz w:val="20"/>
+      </w:rPr>
+    </w:lvl>
+    <w:lvl w:ilvl="4" w:tentative="1">
+      <w:start w:val="1"/>
+      <w:numFmt w:val="bullet"/>
+      <w:lvlText w:val=""/>
+      <w:lvlJc w:val="left"/>
+      <w:pPr>
+        <w:tabs>
+          <w:tab w:val="num" w:pos="3600"/>
+        </w:tabs>
+        <w:ind w:left="3600" w:hanging="360"/>
+      </w:pPr>
+      <w:rPr>
+        <w:rFonts w:ascii="Symbol" w:hAnsi="Symbol" w:hint="default"/>
+        <w:sz w:val="20"/>
+      </w:rPr>
+    </w:lvl>
+    <w:lvl w:ilvl="5" w:tentative="1">
+      <w:start w:val="1"/>
+      <w:numFmt w:val="bullet"/>
+      <w:lvlText w:val=""/>
+      <w:lvlJc w:val="left"/>
+      <w:pPr>
+        <w:tabs>
+          <w:tab w:val="num" w:pos="4320"/>
+        </w:tabs>
+        <w:ind w:left="4320" w:hanging="360"/>
+      </w:pPr>
+      <w:rPr>
+        <w:rFonts w:ascii="Symbol" w:hAnsi="Symbol" w:hint="default"/>
+        <w:sz w:val="20"/>
+      </w:rPr>
+    </w:lvl>
+    <w:lvl w:ilvl="6" w:tentative="1">
+      <w:start w:val="1"/>
+      <w:numFmt w:val="bullet"/>
+      <w:lvlText w:val=""/>
+      <w:lvlJc w:val="left"/>
+      <w:pPr>
+        <w:tabs>
+          <w:tab w:val="num" w:pos="5040"/>
+        </w:tabs>
+        <w:ind w:left="5040" w:hanging="360"/>
+      </w:pPr>
+      <w:rPr>
+        <w:rFonts w:ascii="Symbol" w:hAnsi="Symbol" w:hint="default"/>
+        <w:sz w:val="20"/>
+      </w:rPr>
+    </w:lvl>
+    <w:lvl w:ilvl="7" w:tentative="1">
+      <w:start w:val="1"/>
+      <w:numFmt w:val="bullet"/>
+      <w:lvlText w:val=""/>
+      <w:lvlJc w:val="left"/>
+      <w:pPr>
+        <w:tabs>
+          <w:tab w:val="num" w:pos="5760"/>
+        </w:tabs>
+        <w:ind w:left="5760" w:hanging="360"/>
+      </w:pPr>
+      <w:rPr>
+        <w:rFonts w:ascii="Symbol" w:hAnsi="Symbol" w:hint="default"/>
+        <w:sz w:val="20"/>
+      </w:rPr>
+    </w:lvl>
+    <w:lvl w:ilvl="8" w:tentative="1">
+      <w:start w:val="1"/>
+      <w:numFmt w:val="bullet"/>
+      <w:lvlText w:val=""/>
+      <w:lvlJc w:val="left"/>
+      <w:pPr>
+        <w:tabs>
+          <w:tab w:val="num" w:pos="6480"/>
+        </w:tabs>
+        <w:ind w:left="6480" w:hanging="360"/>
+      </w:pPr>
+      <w:rPr>
+        <w:rFonts w:ascii="Symbol" w:hAnsi="Symbol" w:hint="default"/>
+        <w:sz w:val="20"/>
+      </w:rPr>
+    </w:lvl>
+  </w:abstractNum>
+  <w:abstractNum w:abstractNumId="1" w15:restartNumberingAfterBreak="0">
+    <w:nsid w:val="0C084C62"/>
+    <w:multiLevelType w:val="multilevel"/>
+    <w:tmpl w:val="59685DAE"/>
+    <w:lvl w:ilvl="0">
+      <w:start w:val="1"/>
+      <w:numFmt w:val="decimal"/>
+      <w:lvlText w:val="%1."/>
+      <w:lvlJc w:val="left"/>
+      <w:pPr>
+        <w:ind w:left="1080" w:hanging="360"/>
+      </w:pPr>
+      <w:rPr>
+        <w:rFonts w:hint="default"/>
+      </w:rPr>
+    </w:lvl>
+    <w:lvl w:ilvl="1">
+      <w:start w:val="1"/>
+      <w:numFmt w:val="decimal"/>
+      <w:isLgl/>
+      <w:lvlText w:val="%1.%2."/>
+      <w:lvlJc w:val="left"/>
+      <w:pPr>
+        <w:ind w:left="1080" w:hanging="360"/>
+      </w:pPr>
+      <w:rPr>
+        <w:rFonts w:hint="default"/>
+      </w:rPr>
+    </w:lvl>
+    <w:lvl w:ilvl="2">
+      <w:start w:val="1"/>
+      <w:numFmt w:val="decimal"/>
+      <w:isLgl/>
+      <w:lvlText w:val="%1.%2.%3."/>
+      <w:lvlJc w:val="left"/>
+      <w:pPr>
+        <w:ind w:left="1440" w:hanging="720"/>
+      </w:pPr>
+      <w:rPr>
+        <w:rFonts w:hint="default"/>
+      </w:rPr>
+    </w:lvl>
+    <w:lvl w:ilvl="3">
+      <w:start w:val="1"/>
+      <w:numFmt w:val="decimal"/>
+      <w:isLgl/>
+      <w:lvlText w:val="%1.%2.%3.%4."/>
+      <w:lvlJc w:val="left"/>
+      <w:pPr>
+        <w:ind w:left="1440" w:hanging="720"/>
+      </w:pPr>
+      <w:rPr>
+        <w:rFonts w:hint="default"/>
+      </w:rPr>
+    </w:lvl>
+    <w:lvl w:ilvl="4">
+      <w:start w:val="1"/>
+      <w:numFmt w:val="decimal"/>
+      <w:isLgl/>
+      <w:lvlText w:val="%1.%2.%3.%4.%5."/>
+      <w:lvlJc w:val="left"/>
+      <w:pPr>
+        <w:ind w:left="1800" w:hanging="1080"/>
+      </w:pPr>
+      <w:rPr>
+        <w:rFonts w:hint="default"/>
+      </w:rPr>
+    </w:lvl>
+    <w:lvl w:ilvl="5">
+      <w:start w:val="1"/>
+      <w:numFmt w:val="decimal"/>
+      <w:isLgl/>
+      <w:lvlText w:val="%1.%2.%3.%4.%5.%6."/>
+      <w:lvlJc w:val="left"/>
+      <w:pPr>
+        <w:ind w:left="1800" w:hanging="1080"/>
+      </w:pPr>
+      <w:rPr>
+        <w:rFonts w:hint="default"/>
+      </w:rPr>
+    </w:lvl>
+    <w:lvl w:ilvl="6">
+      <w:start w:val="1"/>
+      <w:numFmt w:val="decimal"/>
+      <w:isLgl/>
+      <w:lvlText w:val="%1.%2.%3.%4.%5.%6.%7."/>
+      <w:lvlJc w:val="left"/>
+      <w:pPr>
+        <w:ind w:left="2160" w:hanging="1440"/>
+      </w:pPr>
+      <w:rPr>
+        <w:rFonts w:hint="default"/>
+      </w:rPr>
+    </w:lvl>
+    <w:lvl w:ilvl="7">
+      <w:start w:val="1"/>
+      <w:numFmt w:val="decimal"/>
+      <w:isLgl/>
+      <w:lvlText w:val="%1.%2.%3.%4.%5.%6.%7.%8."/>
+      <w:lvlJc w:val="left"/>
+      <w:pPr>
+        <w:ind w:left="2160" w:hanging="1440"/>
+      </w:pPr>
+      <w:rPr>
+        <w:rFonts w:hint="default"/>
+      </w:rPr>
+    </w:lvl>
+    <w:lvl w:ilvl="8">
+      <w:start w:val="1"/>
+      <w:numFmt w:val="decimal"/>
+      <w:isLgl/>
+      <w:lvlText w:val="%1.%2.%3.%4.%5.%6.%7.%8.%9."/>
+      <w:lvlJc w:val="left"/>
+      <w:pPr>
+        <w:ind w:left="2520" w:hanging="1800"/>
+      </w:pPr>
+      <w:rPr>
+        <w:rFonts w:hint="default"/>
+      </w:rPr>
+    </w:lvl>
+  </w:abstractNum>
+  <w:abstractNum w:abstractNumId="2" w15:restartNumberingAfterBreak="0">
+    <w:nsid w:val="439E4258"/>
+    <w:multiLevelType w:val="multilevel"/>
+    <w:tmpl w:val="FA0AE9B4"/>
+    <w:lvl w:ilvl="0">
+      <w:start w:val="1"/>
+      <w:numFmt w:val="bullet"/>
+      <w:lvlText w:val=""/>
+      <w:lvlJc w:val="left"/>
+      <w:pPr>
+        <w:tabs>
+          <w:tab w:val="num" w:pos="720"/>
+        </w:tabs>
+        <w:ind w:left="720" w:hanging="360"/>
+      </w:pPr>
+      <w:rPr>
+        <w:rFonts w:ascii="Symbol" w:hAnsi="Symbol" w:hint="default"/>
+        <w:sz w:val="20"/>
+      </w:rPr>
+    </w:lvl>
+    <w:lvl w:ilvl="1" w:tentative="1">
+      <w:start w:val="1"/>
+      <w:numFmt w:val="bullet"/>
+      <w:lvlText w:val=""/>
+      <w:lvlJc w:val="left"/>
+      <w:pPr>
+        <w:tabs>
+          <w:tab w:val="num" w:pos="1440"/>
+        </w:tabs>
+        <w:ind w:left="1440" w:hanging="360"/>
+      </w:pPr>
+      <w:rPr>
+        <w:rFonts w:ascii="Symbol" w:hAnsi="Symbol" w:hint="default"/>
+        <w:sz w:val="20"/>
+      </w:rPr>
+    </w:lvl>
+    <w:lvl w:ilvl="2" w:tentative="1">
+      <w:start w:val="1"/>
+      <w:numFmt w:val="bullet"/>
+      <w:lvlText w:val=""/>
+      <w:lvlJc w:val="left"/>
+      <w:pPr>
+        <w:tabs>
+          <w:tab w:val="num" w:pos="2160"/>
+        </w:tabs>
+        <w:ind w:left="2160" w:hanging="360"/>
+      </w:pPr>
+      <w:rPr>
+        <w:rFonts w:ascii="Symbol" w:hAnsi="Symbol" w:hint="default"/>
+        <w:sz w:val="20"/>
+      </w:rPr>
+    </w:lvl>
+    <w:lvl w:ilvl="3" w:tentative="1">
+      <w:start w:val="1"/>
+      <w:numFmt w:val="bullet"/>
+      <w:lvlText w:val=""/>
+      <w:lvlJc w:val="left"/>
+      <w:pPr>
+        <w:tabs>
+          <w:tab w:val="num" w:pos="2880"/>
+        </w:tabs>
+        <w:ind w:left="2880" w:hanging="360"/>
+      </w:pPr>
+      <w:rPr>
+        <w:rFonts w:ascii="Symbol" w:hAnsi="Symbol" w:hint="default"/>
+        <w:sz w:val="20"/>
+      </w:rPr>
+    </w:lvl>
+    <w:lvl w:ilvl="4" w:tentative="1">
+      <w:start w:val="1"/>
+      <w:numFmt w:val="bullet"/>
+      <w:lvlText w:val=""/>
+      <w:lvlJc w:val="left"/>
+      <w:pPr>
+        <w:tabs>
+          <w:tab w:val="num" w:pos="3600"/>
+        </w:tabs>
+        <w:ind w:left="3600" w:hanging="360"/>
+      </w:pPr>
+      <w:rPr>
+        <w:rFonts w:ascii="Symbol" w:hAnsi="Symbol" w:hint="default"/>
+        <w:sz w:val="20"/>
+      </w:rPr>
+    </w:lvl>
+    <w:lvl w:ilvl="5" w:tentative="1">
+      <w:start w:val="1"/>
+      <w:numFmt w:val="bullet"/>
+      <w:lvlText w:val=""/>
+      <w:lvlJc w:val="left"/>
+      <w:pPr>
+        <w:tabs>
+          <w:tab w:val="num" w:pos="4320"/>
+        </w:tabs>
+        <w:ind w:left="4320" w:hanging="360"/>
+      </w:pPr>
+      <w:rPr>
+        <w:rFonts w:ascii="Symbol" w:hAnsi="Symbol" w:hint="default"/>
+        <w:sz w:val="20"/>
+      </w:rPr>
+    </w:lvl>
+    <w:lvl w:ilvl="6" w:tentative="1">
+      <w:start w:val="1"/>
+      <w:numFmt w:val="bullet"/>
+      <w:lvlText w:val=""/>
+      <w:lvlJc w:val="left"/>
+      <w:pPr>
+        <w:tabs>
+          <w:tab w:val="num" w:pos="5040"/>
+        </w:tabs>
+        <w:ind w:left="5040" w:hanging="360"/>
+      </w:pPr>
+      <w:rPr>
+        <w:rFonts w:ascii="Symbol" w:hAnsi="Symbol" w:hint="default"/>
+        <w:sz w:val="20"/>
+      </w:rPr>
+    </w:lvl>
+    <w:lvl w:ilvl="7" w:tentative="1">
+      <w:start w:val="1"/>
+      <w:numFmt w:val="bullet"/>
+      <w:lvlText w:val=""/>
+      <w:lvlJc w:val="left"/>
+      <w:pPr>
+        <w:tabs>
+          <w:tab w:val="num" w:pos="5760"/>
+        </w:tabs>
+        <w:ind w:left="5760" w:hanging="360"/>
+      </w:pPr>
+      <w:rPr>
+        <w:rFonts w:ascii="Symbol" w:hAnsi="Symbol" w:hint="default"/>
+        <w:sz w:val="20"/>
+      </w:rPr>
+    </w:lvl>
+    <w:lvl w:ilvl="8" w:tentative="1">
+      <w:start w:val="1"/>
+      <w:numFmt w:val="bullet"/>
+      <w:lvlText w:val=""/>
+      <w:lvlJc w:val="left"/>
+      <w:pPr>
+        <w:tabs>
+          <w:tab w:val="num" w:pos="6480"/>
+        </w:tabs>
+        <w:ind w:left="6480" w:hanging="360"/>
+      </w:pPr>
+      <w:rPr>
+        <w:rFonts w:ascii="Symbol" w:hAnsi="Symbol" w:hint="default"/>
+        <w:sz w:val="20"/>
+      </w:rPr>
+    </w:lvl>
+  </w:abstractNum>
+  <w:abstractNum w:abstractNumId="3" w15:restartNumberingAfterBreak="0">
+    <w:nsid w:val="6C3B6450"/>
+    <w:multiLevelType w:val="multilevel"/>
+    <w:tmpl w:val="3342E244"/>
+    <w:lvl w:ilvl="0">
+      <w:start w:val="1"/>
+      <w:numFmt w:val="decimal"/>
+      <w:lvlText w:val="%1."/>
+      <w:lvlJc w:val="left"/>
+      <w:pPr>
+        <w:tabs>
+          <w:tab w:val="num" w:pos="720"/>
+        </w:tabs>
+        <w:ind w:left="720" w:hanging="360"/>
+      </w:pPr>
+    </w:lvl>
+    <w:lvl w:ilvl="1" w:tentative="1">
+      <w:start w:val="1"/>
+      <w:numFmt w:val="decimal"/>
+      <w:lvlText w:val="%2."/>
+      <w:lvlJc w:val="left"/>
+      <w:pPr>
+        <w:tabs>
+          <w:tab w:val="num" w:pos="1440"/>
+        </w:tabs>
+        <w:ind w:left="1440" w:hanging="360"/>
+      </w:pPr>
+    </w:lvl>
+    <w:lvl w:ilvl="2" w:tentative="1">
+      <w:start w:val="1"/>
+      <w:numFmt w:val="decimal"/>
+      <w:lvlText w:val="%3."/>
+      <w:lvlJc w:val="left"/>
+      <w:pPr>
+        <w:tabs>
+          <w:tab w:val="num" w:pos="2160"/>
+        </w:tabs>
+        <w:ind w:left="2160" w:hanging="360"/>
+      </w:pPr>
+    </w:lvl>
+    <w:lvl w:ilvl="3" w:tentative="1">
+      <w:start w:val="1"/>
+      <w:numFmt w:val="decimal"/>
+      <w:lvlText w:val="%4."/>
+      <w:lvlJc w:val="left"/>
+      <w:pPr>
+        <w:tabs>
+          <w:tab w:val="num" w:pos="2880"/>
+        </w:tabs>
+        <w:ind w:left="2880" w:hanging="360"/>
+      </w:pPr>
+    </w:lvl>
+    <w:lvl w:ilvl="4" w:tentative="1">
+      <w:start w:val="1"/>
+      <w:numFmt w:val="decimal"/>
+      <w:lvlText w:val="%5."/>
+      <w:lvlJc w:val="left"/>
+      <w:pPr>
+        <w:tabs>
+          <w:tab w:val="num" w:pos="3600"/>
+        </w:tabs>
+        <w:ind w:left="3600" w:hanging="360"/>
+      </w:pPr>
+    </w:lvl>
+    <w:lvl w:ilvl="5" w:tentative="1">
+      <w:start w:val="1"/>
+      <w:numFmt w:val="decimal"/>
+      <w:lvlText w:val="%6."/>
+      <w:lvlJc w:val="left"/>
+      <w:pPr>
+        <w:tabs>
+          <w:tab w:val="num" w:pos="4320"/>
+        </w:tabs>
+        <w:ind w:left="4320" w:hanging="360"/>
+      </w:pPr>
+    </w:lvl>
+    <w:lvl w:ilvl="6" w:tentative="1">
+      <w:start w:val="1"/>
+      <w:numFmt w:val="decimal"/>
+      <w:lvlText w:val="%7."/>
+      <w:lvlJc w:val="left"/>
+      <w:pPr>
+        <w:tabs>
+          <w:tab w:val="num" w:pos="5040"/>
+        </w:tabs>
+        <w:ind w:left="5040" w:hanging="360"/>
+      </w:pPr>
+    </w:lvl>
+    <w:lvl w:ilvl="7" w:tentative="1">
+      <w:start w:val="1"/>
+      <w:numFmt w:val="decimal"/>
+      <w:lvlText w:val="%8."/>
+      <w:lvlJc w:val="left"/>
+      <w:pPr>
+        <w:tabs>
+          <w:tab w:val="num" w:pos="5760"/>
+        </w:tabs>
+        <w:ind w:left="5760" w:hanging="360"/>
+      </w:pPr>
+    </w:lvl>
+    <w:lvl w:ilvl="8" w:tentative="1">
+      <w:start w:val="1"/>
+      <w:numFmt w:val="decimal"/>
+      <w:lvlText w:val="%9."/>
+      <w:lvlJc w:val="left"/>
+      <w:pPr>
+        <w:tabs>
+          <w:tab w:val="num" w:pos="6480"/>
+        </w:tabs>
+        <w:ind w:left="6480" w:hanging="360"/>
+      </w:pPr>
+    </w:lvl>
+  </w:abstractNum>
+  <w:abstractNum w:abstractNumId="4" w15:restartNumberingAfterBreak="0">
+    <w:nsid w:val="6D400E31"/>
+    <w:multiLevelType w:val="hybridMultilevel"/>
+    <w:tmpl w:val="E08AA878"/>
+    <w:lvl w:ilvl="0" w:tplc="B074061C">
+      <w:start w:val="1"/>
+      <w:numFmt w:val="bullet"/>
+      <w:lvlText w:val="-"/>
+      <w:lvlJc w:val="left"/>
+      <w:pPr>
+        <w:ind w:left="900" w:hanging="360"/>
+      </w:pPr>
+      <w:rPr>
+        <w:rFonts w:ascii="Times New Roman" w:eastAsiaTheme="minorEastAsia" w:hAnsi="Times New Roman" w:cs="Times New Roman" w:hint="default"/>
+        <w:b/>
+      </w:rPr>
+    </w:lvl>
+    <w:lvl w:ilvl="1" w:tplc="04090003" w:tentative="1">
+      <w:start w:val="1"/>
+      <w:numFmt w:val="bullet"/>
+      <w:lvlText w:val="o"/>
+      <w:lvlJc w:val="left"/>
+      <w:pPr>
+        <w:ind w:left="1620" w:hanging="360"/>
+      </w:pPr>
+      <w:rPr>
+        <w:rFonts w:ascii="Courier New" w:hAnsi="Courier New" w:cs="Courier New" w:hint="default"/>
+      </w:rPr>
+    </w:lvl>
+    <w:lvl w:ilvl="2" w:tplc="04090005" w:tentative="1">
+      <w:start w:val="1"/>
+      <w:numFmt w:val="bullet"/>
+      <w:lvlText w:val=""/>
+      <w:lvlJc w:val="left"/>
+      <w:pPr>
+        <w:ind w:left="2340" w:hanging="360"/>
+      </w:pPr>
+      <w:rPr>
+        <w:rFonts w:ascii="Wingdings" w:hAnsi="Wingdings" w:hint="default"/>
+      </w:rPr>
+    </w:lvl>
+    <w:lvl w:ilvl="3" w:tplc="04090001" w:tentative="1">
+      <w:start w:val="1"/>
+      <w:numFmt w:val="bullet"/>
+      <w:lvlText w:val=""/>
+      <w:lvlJc w:val="left"/>
+      <w:pPr>
+        <w:ind w:left="3060" w:hanging="360"/>
+      </w:pPr>
+      <w:rPr>
+        <w:rFonts w:ascii="Symbol" w:hAnsi="Symbol" w:hint="default"/>
+      </w:rPr>
+    </w:lvl>
+    <w:lvl w:ilvl="4" w:tplc="04090003" w:tentative="1">
+      <w:start w:val="1"/>
+      <w:numFmt w:val="bullet"/>
+      <w:lvlText w:val="o"/>
+      <w:lvlJc w:val="left"/>
+      <w:pPr>
+        <w:ind w:left="3780" w:hanging="360"/>
+      </w:pPr>
+      <w:rPr>
+        <w:rFonts w:ascii="Courier New" w:hAnsi="Courier New" w:cs="Courier New" w:hint="default"/>
+      </w:rPr>
+    </w:lvl>
+    <w:lvl w:ilvl="5" w:tplc="04090005" w:tentative="1">
+      <w:start w:val="1"/>
+      <w:numFmt w:val="bullet"/>
+      <w:lvlText w:val=""/>
+      <w:lvlJc w:val="left"/>
+      <w:pPr>
+        <w:ind w:left="4500" w:hanging="360"/>
+      </w:pPr>
+      <w:rPr>
+        <w:rFonts w:ascii="Wingdings" w:hAnsi="Wingdings" w:hint="default"/>
+      </w:rPr>
+    </w:lvl>
+    <w:lvl w:ilvl="6" w:tplc="04090001" w:tentative="1">
+      <w:start w:val="1"/>
+      <w:numFmt w:val="bullet"/>
+      <w:lvlText w:val=""/>
+      <w:lvlJc w:val="left"/>
+      <w:pPr>
+        <w:ind w:left="5220" w:hanging="360"/>
+      </w:pPr>
+      <w:rPr>
+        <w:rFonts w:ascii="Symbol" w:hAnsi="Symbol" w:hint="default"/>
+      </w:rPr>
+    </w:lvl>
+    <w:lvl w:ilvl="7" w:tplc="04090003" w:tentative="1">
+      <w:start w:val="1"/>
+      <w:numFmt w:val="bullet"/>
+      <w:lvlText w:val="o"/>
+      <w:lvlJc w:val="left"/>
+      <w:pPr>
+        <w:ind w:left="5940" w:hanging="360"/>
+      </w:pPr>
+      <w:rPr>
+        <w:rFonts w:ascii="Courier New" w:hAnsi="Courier New" w:cs="Courier New" w:hint="default"/>
+      </w:rPr>
+    </w:lvl>
+    <w:lvl w:ilvl="8" w:tplc="04090005" w:tentative="1">
+      <w:start w:val="1"/>
+      <w:numFmt w:val="bullet"/>
+      <w:lvlText w:val=""/>
+      <w:lvlJc w:val="left"/>
+      <w:pPr>
+        <w:ind w:left="6660" w:hanging="360"/>
+      </w:pPr>
+      <w:rPr>
+        <w:rFonts w:ascii="Wingdings" w:hAnsi="Wingdings" w:hint="default"/>
+      </w:rPr>
+    </w:lvl>
+  </w:abstractNum>
+  <w:abstractNum w:abstractNumId="5" w15:restartNumberingAfterBreak="0">
+    <w:nsid w:val="7B455345"/>
+    <w:multiLevelType w:val="multilevel"/>
+    <w:tmpl w:val="A52E567E"/>
+    <w:lvl w:ilvl="0">
+      <w:start w:val="1"/>
+      <w:numFmt w:val="bullet"/>
+      <w:lvlText w:val=""/>
+      <w:lvlJc w:val="left"/>
+      <w:pPr>
+        <w:tabs>
+          <w:tab w:val="num" w:pos="720"/>
+        </w:tabs>
+        <w:ind w:left="720" w:hanging="360"/>
+      </w:pPr>
+      <w:rPr>
+        <w:rFonts w:ascii="Symbol" w:hAnsi="Symbol" w:hint="default"/>
+        <w:sz w:val="20"/>
+      </w:rPr>
+    </w:lvl>
+    <w:lvl w:ilvl="1" w:tentative="1">
+      <w:start w:val="1"/>
+      <w:numFmt w:val="bullet"/>
+      <w:lvlText w:val=""/>
+      <w:lvlJc w:val="left"/>
+      <w:pPr>
+        <w:tabs>
+          <w:tab w:val="num" w:pos="1440"/>
+        </w:tabs>
+        <w:ind w:left="1440" w:hanging="360"/>
+      </w:pPr>
+      <w:rPr>
+        <w:rFonts w:ascii="Symbol" w:hAnsi="Symbol" w:hint="default"/>
+        <w:sz w:val="20"/>
+      </w:rPr>
+    </w:lvl>
+    <w:lvl w:ilvl="2" w:tentative="1">
+      <w:start w:val="1"/>
+      <w:numFmt w:val="bullet"/>
+      <w:lvlText w:val=""/>
+      <w:lvlJc w:val="left"/>
+      <w:pPr>
+        <w:tabs>
+          <w:tab w:val="num" w:pos="2160"/>
+        </w:tabs>
+        <w:ind w:left="2160" w:hanging="360"/>
+      </w:pPr>
+      <w:rPr>
+        <w:rFonts w:ascii="Symbol" w:hAnsi="Symbol" w:hint="default"/>
+        <w:sz w:val="20"/>
+      </w:rPr>
+    </w:lvl>
+    <w:lvl w:ilvl="3" w:tentative="1">
+      <w:start w:val="1"/>
+      <w:numFmt w:val="bullet"/>
+      <w:lvlText w:val=""/>
+      <w:lvlJc w:val="left"/>
+      <w:pPr>
+        <w:tabs>
+          <w:tab w:val="num" w:pos="2880"/>
+        </w:tabs>
+        <w:ind w:left="2880" w:hanging="360"/>
+      </w:pPr>
+      <w:rPr>
+        <w:rFonts w:ascii="Symbol" w:hAnsi="Symbol" w:hint="default"/>
+        <w:sz w:val="20"/>
+      </w:rPr>
+    </w:lvl>
+    <w:lvl w:ilvl="4" w:tentative="1">
+      <w:start w:val="1"/>
+      <w:numFmt w:val="bullet"/>
+      <w:lvlText w:val=""/>
+      <w:lvlJc w:val="left"/>
+      <w:pPr>
+        <w:tabs>
+          <w:tab w:val="num" w:pos="3600"/>
+        </w:tabs>
+        <w:ind w:left="3600" w:hanging="360"/>
+      </w:pPr>
+      <w:rPr>
+        <w:rFonts w:ascii="Symbol" w:hAnsi="Symbol" w:hint="default"/>
+        <w:sz w:val="20"/>
+      </w:rPr>
+    </w:lvl>
+    <w:lvl w:ilvl="5" w:tentative="1">
+      <w:start w:val="1"/>
+      <w:numFmt w:val="bullet"/>
+      <w:lvlText w:val=""/>
+      <w:lvlJc w:val="left"/>
+      <w:pPr>
+        <w:tabs>
+          <w:tab w:val="num" w:pos="4320"/>
+        </w:tabs>
+        <w:ind w:left="4320" w:hanging="360"/>
+      </w:pPr>
+      <w:rPr>
+        <w:rFonts w:ascii="Symbol" w:hAnsi="Symbol" w:hint="default"/>
+        <w:sz w:val="20"/>
+      </w:rPr>
+    </w:lvl>
+    <w:lvl w:ilvl="6" w:tentative="1">
+      <w:start w:val="1"/>
+      <w:numFmt w:val="bullet"/>
+      <w:lvlText w:val=""/>
+      <w:lvlJc w:val="left"/>
+      <w:pPr>
+        <w:tabs>
+          <w:tab w:val="num" w:pos="5040"/>
+        </w:tabs>
+        <w:ind w:left="5040" w:hanging="360"/>
+      </w:pPr>
+      <w:rPr>
+        <w:rFonts w:ascii="Symbol" w:hAnsi="Symbol" w:hint="default"/>
+        <w:sz w:val="20"/>
+      </w:rPr>
+    </w:lvl>
+    <w:lvl w:ilvl="7" w:tentative="1">
+      <w:start w:val="1"/>
+      <w:numFmt w:val="bullet"/>
+      <w:lvlText w:val=""/>
+      <w:lvlJc w:val="left"/>
+      <w:pPr>
+        <w:tabs>
+          <w:tab w:val="num" w:pos="5760"/>
+        </w:tabs>
+        <w:ind w:left="5760" w:hanging="360"/>
+      </w:pPr>
+      <w:rPr>
+        <w:rFonts w:ascii="Symbol" w:hAnsi="Symbol" w:hint="default"/>
+        <w:sz w:val="20"/>
+      </w:rPr>
+    </w:lvl>
+    <w:lvl w:ilvl="8" w:tentative="1">
+      <w:start w:val="1"/>
+      <w:numFmt w:val="bullet"/>
+      <w:lvlText w:val=""/>
+      <w:lvlJc w:val="left"/>
+      <w:pPr>
+        <w:tabs>
+          <w:tab w:val="num" w:pos="6480"/>
+        </w:tabs>
+        <w:ind w:left="6480" w:hanging="360"/>
+      </w:pPr>
+      <w:rPr>
+        <w:rFonts w:ascii="Symbol" w:hAnsi="Symbol" w:hint="default"/>
+        <w:sz w:val="20"/>
+      </w:rPr>
+    </w:lvl>
+  </w:abstractNum>
+  <w:num w:numId="1">
+    <w:abstractNumId w:val="1"/>
+  </w:num>
+  <w:num w:numId="2">
+    <w:abstractNumId w:val="0"/>
+  </w:num>
+  <w:num w:numId="3">
+    <w:abstractNumId w:val="4"/>
+  </w:num>
+  <w:num w:numId="4">
+    <w:abstractNumId w:val="5"/>
+  </w:num>
+  <w:num w:numId="5">
+    <w:abstractNumId w:val="3"/>
+  </w:num>
+  <w:num w:numId="6">
+    <w:abstractNumId w:val="2"/>
+  </w:num>
+</w:numbering>
 </file>
 
 <file path=word/styles.xml><?xml version="1.0" encoding="utf-8"?>
@@ -587,10 +2911,76 @@
     <w:name w:val="Normal"/>
     <w:qFormat/>
   </w:style>
+  <w:style w:type="paragraph" w:styleId="Heading1">
+    <w:name w:val="heading 1"/>
+    <w:basedOn w:val="Normal"/>
+    <w:next w:val="Normal"/>
+    <w:link w:val="Heading1Char"/>
+    <w:uiPriority w:val="9"/>
+    <w:qFormat/>
+    <w:rsid w:val="009059BB"/>
+    <w:pPr>
+      <w:keepNext/>
+      <w:keepLines/>
+      <w:spacing w:before="240" w:after="0"/>
+      <w:outlineLvl w:val="0"/>
+    </w:pPr>
+    <w:rPr>
+      <w:rFonts w:asciiTheme="majorHAnsi" w:eastAsiaTheme="majorEastAsia" w:hAnsiTheme="majorHAnsi" w:cstheme="majorBidi"/>
+      <w:color w:val="2F5496" w:themeColor="accent1" w:themeShade="BF"/>
+      <w:sz w:val="32"/>
+      <w:szCs w:val="32"/>
+    </w:rPr>
+  </w:style>
+  <w:style w:type="paragraph" w:styleId="Heading2">
+    <w:name w:val="heading 2"/>
+    <w:basedOn w:val="Normal"/>
+    <w:next w:val="Normal"/>
+    <w:link w:val="Heading2Char"/>
+    <w:uiPriority w:val="9"/>
+    <w:semiHidden/>
+    <w:unhideWhenUsed/>
+    <w:qFormat/>
+    <w:rsid w:val="009059BB"/>
+    <w:pPr>
+      <w:keepNext/>
+      <w:keepLines/>
+      <w:spacing w:before="40" w:after="0"/>
+      <w:outlineLvl w:val="1"/>
+    </w:pPr>
+    <w:rPr>
+      <w:rFonts w:asciiTheme="majorHAnsi" w:eastAsiaTheme="majorEastAsia" w:hAnsiTheme="majorHAnsi" w:cstheme="majorBidi"/>
+      <w:color w:val="2F5496" w:themeColor="accent1" w:themeShade="BF"/>
+      <w:sz w:val="26"/>
+      <w:szCs w:val="26"/>
+    </w:rPr>
+  </w:style>
+  <w:style w:type="paragraph" w:styleId="Heading3">
+    <w:name w:val="heading 3"/>
+    <w:basedOn w:val="Normal"/>
+    <w:next w:val="Normal"/>
+    <w:link w:val="Heading3Char"/>
+    <w:uiPriority w:val="9"/>
+    <w:semiHidden/>
+    <w:unhideWhenUsed/>
+    <w:qFormat/>
+    <w:rsid w:val="00934FFF"/>
+    <w:pPr>
+      <w:keepNext/>
+      <w:keepLines/>
+      <w:spacing w:before="40" w:after="0"/>
+      <w:outlineLvl w:val="2"/>
+    </w:pPr>
+    <w:rPr>
+      <w:rFonts w:asciiTheme="majorHAnsi" w:eastAsiaTheme="majorEastAsia" w:hAnsiTheme="majorHAnsi" w:cstheme="majorBidi"/>
+      <w:color w:val="1F3763" w:themeColor="accent1" w:themeShade="7F"/>
+      <w:sz w:val="24"/>
+      <w:szCs w:val="24"/>
+    </w:rPr>
+  </w:style>
   <w:style w:type="character" w:default="1" w:styleId="DefaultParagraphFont">
     <w:name w:val="Default Paragraph Font"/>
     <w:uiPriority w:val="1"/>
-    <w:semiHidden/>
     <w:unhideWhenUsed/>
   </w:style>
   <w:style w:type="table" w:default="1" w:styleId="TableNormal">
@@ -613,6 +3003,162 @@
     <w:uiPriority w:val="99"/>
     <w:semiHidden/>
     <w:unhideWhenUsed/>
+  </w:style>
+  <w:style w:type="character" w:customStyle="1" w:styleId="Heading1Char">
+    <w:name w:val="Heading 1 Char"/>
+    <w:basedOn w:val="DefaultParagraphFont"/>
+    <w:link w:val="Heading1"/>
+    <w:uiPriority w:val="9"/>
+    <w:rsid w:val="009059BB"/>
+    <w:rPr>
+      <w:rFonts w:asciiTheme="majorHAnsi" w:eastAsiaTheme="majorEastAsia" w:hAnsiTheme="majorHAnsi" w:cstheme="majorBidi"/>
+      <w:color w:val="2F5496" w:themeColor="accent1" w:themeShade="BF"/>
+      <w:sz w:val="32"/>
+      <w:szCs w:val="32"/>
+    </w:rPr>
+  </w:style>
+  <w:style w:type="character" w:customStyle="1" w:styleId="Heading2Char">
+    <w:name w:val="Heading 2 Char"/>
+    <w:basedOn w:val="DefaultParagraphFont"/>
+    <w:link w:val="Heading2"/>
+    <w:uiPriority w:val="9"/>
+    <w:semiHidden/>
+    <w:rsid w:val="009059BB"/>
+    <w:rPr>
+      <w:rFonts w:asciiTheme="majorHAnsi" w:eastAsiaTheme="majorEastAsia" w:hAnsiTheme="majorHAnsi" w:cstheme="majorBidi"/>
+      <w:color w:val="2F5496" w:themeColor="accent1" w:themeShade="BF"/>
+      <w:sz w:val="26"/>
+      <w:szCs w:val="26"/>
+    </w:rPr>
+  </w:style>
+  <w:style w:type="character" w:customStyle="1" w:styleId="Heading3Char">
+    <w:name w:val="Heading 3 Char"/>
+    <w:basedOn w:val="DefaultParagraphFont"/>
+    <w:link w:val="Heading3"/>
+    <w:uiPriority w:val="9"/>
+    <w:semiHidden/>
+    <w:rsid w:val="00934FFF"/>
+    <w:rPr>
+      <w:rFonts w:asciiTheme="majorHAnsi" w:eastAsiaTheme="majorEastAsia" w:hAnsiTheme="majorHAnsi" w:cstheme="majorBidi"/>
+      <w:color w:val="1F3763" w:themeColor="accent1" w:themeShade="7F"/>
+      <w:sz w:val="24"/>
+      <w:szCs w:val="24"/>
+    </w:rPr>
+  </w:style>
+  <w:style w:type="paragraph" w:styleId="NormalWeb">
+    <w:name w:val="Normal (Web)"/>
+    <w:basedOn w:val="Normal"/>
+    <w:uiPriority w:val="99"/>
+    <w:semiHidden/>
+    <w:unhideWhenUsed/>
+    <w:rsid w:val="00934FFF"/>
+    <w:pPr>
+      <w:spacing w:before="100" w:beforeAutospacing="1" w:after="100" w:afterAutospacing="1" w:line="240" w:lineRule="auto"/>
+    </w:pPr>
+    <w:rPr>
+      <w:rFonts w:ascii="Times New Roman" w:eastAsia="Times New Roman" w:hAnsi="Times New Roman" w:cs="Times New Roman"/>
+      <w:sz w:val="24"/>
+      <w:szCs w:val="24"/>
+      <w:lang w:eastAsia="zh-CN"/>
+    </w:rPr>
+  </w:style>
+  <w:style w:type="character" w:styleId="Strong">
+    <w:name w:val="Strong"/>
+    <w:basedOn w:val="DefaultParagraphFont"/>
+    <w:uiPriority w:val="22"/>
+    <w:qFormat/>
+    <w:rsid w:val="00934FFF"/>
+    <w:rPr>
+      <w:b/>
+      <w:bCs/>
+    </w:rPr>
+  </w:style>
+  <w:style w:type="character" w:styleId="HTMLCode">
+    <w:name w:val="HTML Code"/>
+    <w:basedOn w:val="DefaultParagraphFont"/>
+    <w:uiPriority w:val="99"/>
+    <w:semiHidden/>
+    <w:unhideWhenUsed/>
+    <w:rsid w:val="00934FFF"/>
+    <w:rPr>
+      <w:rFonts w:ascii="Courier New" w:eastAsia="Times New Roman" w:hAnsi="Courier New" w:cs="Courier New"/>
+      <w:sz w:val="20"/>
+      <w:szCs w:val="20"/>
+    </w:rPr>
+  </w:style>
+  <w:style w:type="paragraph" w:styleId="ListParagraph">
+    <w:name w:val="List Paragraph"/>
+    <w:basedOn w:val="Normal"/>
+    <w:uiPriority w:val="34"/>
+    <w:qFormat/>
+    <w:rsid w:val="00934FFF"/>
+    <w:pPr>
+      <w:ind w:left="720"/>
+      <w:contextualSpacing/>
+    </w:pPr>
+  </w:style>
+  <w:style w:type="table" w:styleId="TableGrid">
+    <w:name w:val="Table Grid"/>
+    <w:basedOn w:val="TableNormal"/>
+    <w:uiPriority w:val="39"/>
+    <w:rsid w:val="00061EA3"/>
+    <w:pPr>
+      <w:spacing w:after="0" w:line="240" w:lineRule="auto"/>
+    </w:pPr>
+    <w:tblPr>
+      <w:tblBorders>
+        <w:top w:val="single" w:sz="4" w:space="0" w:color="auto"/>
+        <w:left w:val="single" w:sz="4" w:space="0" w:color="auto"/>
+        <w:bottom w:val="single" w:sz="4" w:space="0" w:color="auto"/>
+        <w:right w:val="single" w:sz="4" w:space="0" w:color="auto"/>
+        <w:insideH w:val="single" w:sz="4" w:space="0" w:color="auto"/>
+        <w:insideV w:val="single" w:sz="4" w:space="0" w:color="auto"/>
+      </w:tblBorders>
+    </w:tblPr>
+  </w:style>
+  <w:style w:type="paragraph" w:styleId="Header">
+    <w:name w:val="header"/>
+    <w:basedOn w:val="Normal"/>
+    <w:link w:val="HeaderChar"/>
+    <w:uiPriority w:val="99"/>
+    <w:unhideWhenUsed/>
+    <w:rsid w:val="005A5284"/>
+    <w:pPr>
+      <w:tabs>
+        <w:tab w:val="center" w:pos="4680"/>
+        <w:tab w:val="right" w:pos="9360"/>
+      </w:tabs>
+      <w:spacing w:after="0" w:line="240" w:lineRule="auto"/>
+    </w:pPr>
+  </w:style>
+  <w:style w:type="character" w:customStyle="1" w:styleId="HeaderChar">
+    <w:name w:val="Header Char"/>
+    <w:basedOn w:val="DefaultParagraphFont"/>
+    <w:link w:val="Header"/>
+    <w:uiPriority w:val="99"/>
+    <w:rsid w:val="005A5284"/>
+  </w:style>
+  <w:style w:type="paragraph" w:styleId="Footer">
+    <w:name w:val="footer"/>
+    <w:basedOn w:val="Normal"/>
+    <w:link w:val="FooterChar"/>
+    <w:uiPriority w:val="99"/>
+    <w:unhideWhenUsed/>
+    <w:rsid w:val="005A5284"/>
+    <w:pPr>
+      <w:tabs>
+        <w:tab w:val="center" w:pos="4680"/>
+        <w:tab w:val="right" w:pos="9360"/>
+      </w:tabs>
+      <w:spacing w:after="0" w:line="240" w:lineRule="auto"/>
+    </w:pPr>
+  </w:style>
+  <w:style w:type="character" w:customStyle="1" w:styleId="FooterChar">
+    <w:name w:val="Footer Char"/>
+    <w:basedOn w:val="DefaultParagraphFont"/>
+    <w:link w:val="Footer"/>
+    <w:uiPriority w:val="99"/>
+    <w:rsid w:val="005A5284"/>
   </w:style>
 </w:styles>
 </file>
@@ -876,4 +3422,16 @@
     </a:ext>
   </a:extLst>
 </a:theme>
+</file>
+
+<file path=customXml/item1.xml><?xml version="1.0" encoding="utf-8"?>
+<b:Sources xmlns:b="http://schemas.openxmlformats.org/officeDocument/2006/bibliography" xmlns="http://schemas.openxmlformats.org/officeDocument/2006/bibliography" SelectedStyle="\APASixthEditionOfficeOnline.xsl" StyleName="APA" Version="6"/>
+</file>
+
+<file path=customXml/itemProps1.xml><?xml version="1.0" encoding="utf-8"?>
+<ds:datastoreItem xmlns:ds="http://schemas.openxmlformats.org/officeDocument/2006/customXml" ds:itemID="{A08E981D-DEBE-4E3E-ADF9-33123BE5769F}">
+  <ds:schemaRefs>
+    <ds:schemaRef ds:uri="http://schemas.openxmlformats.org/officeDocument/2006/bibliography"/>
+  </ds:schemaRefs>
+</ds:datastoreItem>
 </file>